--- a/НИР_ЭДО_ПОЛНЫЙ_АРХИВ/05_Судебная_практика/00_Сравнение_судебных_практик.docx
+++ b/НИР_ЭДО_ПОЛНЫЙ_АРХИВ/05_Судебная_практика/00_Сравнение_судебных_практик.docx
@@ -11,6 +11,7 @@
         <w:rPr>
           <w:rFonts w:ascii="Calibri" w:hAnsi="Calibri" w:eastAsia="Calibri"/>
           <w:b/>
+          <w:i w:val="0"/>
           <w:color w:val="1F4E79"/>
           <w:sz w:val="44"/>
         </w:rPr>
@@ -25,10 +26,26 @@
         <w:rPr>
           <w:rFonts w:ascii="Calibri" w:hAnsi="Calibri" w:eastAsia="Calibri"/>
           <w:b w:val="0"/>
+          <w:i w:val="0"/>
           <w:color w:val="535353"/>
           <w:sz w:val="26"/>
         </w:rPr>
         <w:t>По каждому государству: практика об ЭДО в целом и практика об ЭДО / доказывании в охране труда</w:t>
+      </w:r>
+    </w:p>
+    <w:p>
+      <w:pPr>
+        <w:spacing w:after="160"/>
+      </w:pPr>
+      <w:r>
+        <w:rPr>
+          <w:rFonts w:ascii="Calibri" w:hAnsi="Calibri" w:eastAsia="Calibri"/>
+          <w:b w:val="0"/>
+          <w:i w:val="0"/>
+          <w:color w:val="535353"/>
+          <w:sz w:val="22"/>
+        </w:rPr>
+        <w:t>Сравнительный анализ зарубежного регулирования электронного документооборота (ЭДО) с правовой моделью Российской Федерации. Актуализация: август 2026 г.</w:t>
       </w:r>
     </w:p>
     <w:p>
@@ -39,10 +56,11 @@
         <w:rPr>
           <w:rFonts w:ascii="Calibri" w:hAnsi="Calibri" w:eastAsia="Calibri"/>
           <w:b w:val="0"/>
+          <w:i/>
           <w:color w:val="535353"/>
-          <w:sz w:val="22"/>
+          <w:sz w:val="20"/>
         </w:rPr>
-        <w:t>Сравнительный анализ зарубежного регулирования электронного документооборота (ЭДО) с правовой моделью Российской Федерации. Актуализация: август 2026 г.</w:t>
+        <w:t>Как проверить. После каждого блока фактов — строка «Проверить» с кликабельной ссылкой на официальный текст закона, судебное решение или первоисточник. Рекомендации («что добавить / не переносить») — выводы автора НИР, но рядом указаны нормы, на которые они опираются. Номера дел не вымышлены.</w:t>
       </w:r>
     </w:p>
     <w:p>
@@ -58,10 +76,79 @@
         <w:rPr>
           <w:rFonts w:ascii="Calibri" w:hAnsi="Calibri" w:eastAsia="Calibri"/>
           <w:b w:val="0"/>
+          <w:i w:val="0"/>
           <w:sz w:val="24"/>
         </w:rPr>
         <w:t>По каждому государству собраны две карточки. Первая — про электронный документ / подпись / допустимость в суде. Вторая — про охрану труда. Отдельных опубликованных решений «электронный журнал инструктажа ничтожен / действителен» почти нет (кроме нормативной легализации в Беларуси и нормативного запрета Form 6 в Сербии). Где прямого дела нет, карточка помечена как аналогия: ближайшее реальное дело о содержании обучения / бремени мер / форме подписи. Номера дел не вымышлены.</w:t>
       </w:r>
+    </w:p>
+    <w:p>
+      <w:pPr>
+        <w:spacing w:before="0" w:after="200"/>
+      </w:pPr>
+      <w:r>
+        <w:rPr>
+          <w:rFonts w:ascii="Calibri" w:hAnsi="Calibri" w:eastAsia="Calibri"/>
+          <w:b w:val="0"/>
+          <w:i/>
+          <w:color w:val="535353"/>
+          <w:sz w:val="18"/>
+        </w:rPr>
+        <w:t xml:space="preserve">Проверить: </w:t>
+      </w:r>
+      <w:hyperlink r:id="rId9">
+        <w:r>
+          <w:rPr>
+            <w:color w:val="0563C1"/>
+            <w:u w:val="single"/>
+            <w:sz w:val="18"/>
+            <w:rFonts w:ascii="Calibri" w:hAnsi="Calibri"/>
+          </w:rPr>
+          <w:t xml:space="preserve">Инструкция № 175, актуальный PDF Минтруда (п. 35)</w:t>
+        </w:r>
+      </w:hyperlink>
+      <w:r>
+        <w:rPr>
+          <w:rFonts w:ascii="Calibri" w:hAnsi="Calibri" w:eastAsia="Calibri"/>
+          <w:b w:val="0"/>
+          <w:i w:val="0"/>
+          <w:color w:val="535353"/>
+          <w:sz w:val="18"/>
+        </w:rPr>
+        <w:t xml:space="preserve">  ·  </w:t>
+      </w:r>
+      <w:hyperlink r:id="rId10">
+        <w:r>
+          <w:rPr>
+            <w:color w:val="0563C1"/>
+            <w:u w:val="single"/>
+            <w:sz w:val="18"/>
+            <w:rFonts w:ascii="Calibri" w:hAnsi="Calibri"/>
+          </w:rPr>
+          <w:t xml:space="preserve">Закон о БЗР РС 35/2023 (Paragraf)</w:t>
+        </w:r>
+      </w:hyperlink>
+      <w:r>
+        <w:rPr>
+          <w:rFonts w:ascii="Calibri" w:hAnsi="Calibri" w:eastAsia="Calibri"/>
+          <w:b w:val="0"/>
+          <w:i w:val="0"/>
+          <w:color w:val="535353"/>
+          <w:sz w:val="18"/>
+        </w:rPr>
+        <w:t xml:space="preserve">  ·  </w:t>
+      </w:r>
+      <w:hyperlink r:id="rId11">
+        <w:r>
+          <w:rPr>
+            <w:color w:val="0563C1"/>
+            <w:u w:val="single"/>
+            <w:sz w:val="18"/>
+            <w:rFonts w:ascii="Calibri" w:hAnsi="Calibri"/>
+          </w:rPr>
+          <w:t xml:space="preserve">ТК РФ, ст. 22.1 ч. 3 (исключения из кадрового ЭДО)</w:t>
+        </w:r>
+      </w:hyperlink>
     </w:p>
     <w:p>
       <w:pPr>
@@ -78,16 +165,17 @@
         <w:tblLook w:firstColumn="1" w:firstRow="1" w:lastColumn="0" w:lastRow="0" w:noHBand="0" w:noVBand="1" w:val="04A0"/>
       </w:tblPr>
       <w:tblGrid>
-        <w:gridCol w:w="1905"/>
-        <w:gridCol w:w="1905"/>
-        <w:gridCol w:w="1905"/>
-        <w:gridCol w:w="1905"/>
-        <w:gridCol w:w="1905"/>
+        <w:gridCol w:w="1587"/>
+        <w:gridCol w:w="1587"/>
+        <w:gridCol w:w="1587"/>
+        <w:gridCol w:w="1587"/>
+        <w:gridCol w:w="1587"/>
+        <w:gridCol w:w="1587"/>
       </w:tblGrid>
       <w:tr>
         <w:tc>
           <w:tcPr>
-            <w:tcW w:type="dxa" w:w="1905"/>
+            <w:tcW w:type="dxa" w:w="1587"/>
             <w:shd w:fill="1F4E79" w:val="clear"/>
           </w:tcPr>
           <w:p>
@@ -96,6 +184,7 @@
               <w:rPr>
                 <w:rFonts w:ascii="Calibri" w:hAnsi="Calibri" w:eastAsia="Calibri"/>
                 <w:b/>
+                <w:i w:val="0"/>
                 <w:color w:val="FFFFFF"/>
                 <w:sz w:val="20"/>
               </w:rPr>
@@ -105,7 +194,7 @@
         </w:tc>
         <w:tc>
           <w:tcPr>
-            <w:tcW w:type="dxa" w:w="1905"/>
+            <w:tcW w:type="dxa" w:w="1587"/>
             <w:shd w:fill="1F4E79" w:val="clear"/>
           </w:tcPr>
           <w:p>
@@ -114,6 +203,7 @@
               <w:rPr>
                 <w:rFonts w:ascii="Calibri" w:hAnsi="Calibri" w:eastAsia="Calibri"/>
                 <w:b/>
+                <w:i w:val="0"/>
                 <w:color w:val="FFFFFF"/>
                 <w:sz w:val="20"/>
               </w:rPr>
@@ -123,7 +213,7 @@
         </w:tc>
         <w:tc>
           <w:tcPr>
-            <w:tcW w:type="dxa" w:w="1905"/>
+            <w:tcW w:type="dxa" w:w="1587"/>
             <w:shd w:fill="1F4E79" w:val="clear"/>
           </w:tcPr>
           <w:p>
@@ -132,6 +222,7 @@
               <w:rPr>
                 <w:rFonts w:ascii="Calibri" w:hAnsi="Calibri" w:eastAsia="Calibri"/>
                 <w:b/>
+                <w:i w:val="0"/>
                 <w:color w:val="FFFFFF"/>
                 <w:sz w:val="20"/>
               </w:rPr>
@@ -141,7 +232,7 @@
         </w:tc>
         <w:tc>
           <w:tcPr>
-            <w:tcW w:type="dxa" w:w="1905"/>
+            <w:tcW w:type="dxa" w:w="1587"/>
             <w:shd w:fill="1F4E79" w:val="clear"/>
           </w:tcPr>
           <w:p>
@@ -150,6 +241,7 @@
               <w:rPr>
                 <w:rFonts w:ascii="Calibri" w:hAnsi="Calibri" w:eastAsia="Calibri"/>
                 <w:b/>
+                <w:i w:val="0"/>
                 <w:color w:val="FFFFFF"/>
                 <w:sz w:val="20"/>
               </w:rPr>
@@ -159,7 +251,7 @@
         </w:tc>
         <w:tc>
           <w:tcPr>
-            <w:tcW w:type="dxa" w:w="1905"/>
+            <w:tcW w:type="dxa" w:w="1587"/>
             <w:shd w:fill="1F4E79" w:val="clear"/>
           </w:tcPr>
           <w:p>
@@ -168,6 +260,7 @@
               <w:rPr>
                 <w:rFonts w:ascii="Calibri" w:hAnsi="Calibri" w:eastAsia="Calibri"/>
                 <w:b/>
+                <w:i w:val="0"/>
                 <w:color w:val="FFFFFF"/>
                 <w:sz w:val="20"/>
               </w:rPr>
@@ -175,11 +268,10 @@
             </w:r>
           </w:p>
         </w:tc>
-      </w:tr>
-      <w:tr>
         <w:tc>
           <w:tcPr>
-            <w:tcW w:type="dxa" w:w="1905"/>
+            <w:tcW w:type="dxa" w:w="1587"/>
+            <w:shd w:fill="1F4E79" w:val="clear"/>
           </w:tcPr>
           <w:p>
             <w:r/>
@@ -187,6 +279,27 @@
               <w:rPr>
                 <w:rFonts w:ascii="Calibri" w:hAnsi="Calibri" w:eastAsia="Calibri"/>
                 <w:b/>
+                <w:i w:val="0"/>
+                <w:color w:val="FFFFFF"/>
+                <w:sz w:val="20"/>
+              </w:rPr>
+              <w:t>Проверить</w:t>
+            </w:r>
+          </w:p>
+        </w:tc>
+      </w:tr>
+      <w:tr>
+        <w:tc>
+          <w:tcPr>
+            <w:tcW w:type="dxa" w:w="1587"/>
+          </w:tcPr>
+          <w:p>
+            <w:r/>
+            <w:r>
+              <w:rPr>
+                <w:rFonts w:ascii="Calibri" w:hAnsi="Calibri" w:eastAsia="Calibri"/>
+                <w:b/>
+                <w:i w:val="0"/>
                 <w:sz w:val="20"/>
               </w:rPr>
               <w:t>Германия</w:t>
@@ -195,7 +308,7 @@
         </w:tc>
         <w:tc>
           <w:tcPr>
-            <w:tcW w:type="dxa" w:w="1905"/>
+            <w:tcW w:type="dxa" w:w="1587"/>
           </w:tcPr>
           <w:p>
             <w:r/>
@@ -203,6 +316,7 @@
               <w:rPr>
                 <w:rFonts w:ascii="Calibri" w:hAnsi="Calibri" w:eastAsia="Calibri"/>
                 <w:b w:val="0"/>
+                <w:i w:val="0"/>
                 <w:sz w:val="20"/>
               </w:rPr>
               <w:t>ЭДО</w:t>
@@ -211,7 +325,7 @@
         </w:tc>
         <w:tc>
           <w:tcPr>
-            <w:tcW w:type="dxa" w:w="1905"/>
+            <w:tcW w:type="dxa" w:w="1587"/>
           </w:tcPr>
           <w:p>
             <w:r/>
@@ -219,6 +333,7 @@
               <w:rPr>
                 <w:rFonts w:ascii="Calibri" w:hAnsi="Calibri" w:eastAsia="Calibri"/>
                 <w:b w:val="0"/>
+                <w:i w:val="0"/>
                 <w:sz w:val="20"/>
               </w:rPr>
               <w:t>прямая</w:t>
@@ -227,7 +342,7 @@
         </w:tc>
         <w:tc>
           <w:tcPr>
-            <w:tcW w:type="dxa" w:w="1905"/>
+            <w:tcW w:type="dxa" w:w="1587"/>
           </w:tcPr>
           <w:p>
             <w:r/>
@@ -235,6 +350,7 @@
               <w:rPr>
                 <w:rFonts w:ascii="Calibri" w:hAnsi="Calibri" w:eastAsia="Calibri"/>
                 <w:b w:val="0"/>
+                <w:i w:val="0"/>
                 <w:sz w:val="20"/>
               </w:rPr>
               <w:t>BGH, Urteil vom 27.11.2024 — VIII ZR 155/23</w:t>
@@ -243,7 +359,7 @@
         </w:tc>
         <w:tc>
           <w:tcPr>
-            <w:tcW w:type="dxa" w:w="1905"/>
+            <w:tcW w:type="dxa" w:w="1587"/>
           </w:tcPr>
           <w:p>
             <w:r/>
@@ -251,17 +367,37 @@
               <w:rPr>
                 <w:rFonts w:ascii="Calibri" w:hAnsi="Calibri" w:eastAsia="Calibri"/>
                 <w:b w:val="0"/>
+                <w:i w:val="0"/>
                 <w:sz w:val="20"/>
               </w:rPr>
               <w:t>Zugang волеизъявления, подписанного квалифицированной электронной подписью</w:t>
             </w:r>
           </w:p>
         </w:tc>
+        <w:tc>
+          <w:tcPr>
+            <w:tcW w:type="dxa" w:w="1587"/>
+          </w:tcPr>
+          <w:p>
+            <w:r/>
+            <w:hyperlink r:id="rId12">
+              <w:r>
+                <w:rPr>
+                  <w:color w:val="0563C1"/>
+                  <w:u w:val="single"/>
+                  <w:sz w:val="18"/>
+                  <w:rFonts w:ascii="Calibri" w:hAnsi="Calibri"/>
+                </w:rPr>
+                <w:t xml:space="preserve">Официальный PDF BGH VIII ZR 155/23</w:t>
+              </w:r>
+            </w:hyperlink>
+          </w:p>
+        </w:tc>
       </w:tr>
       <w:tr>
         <w:tc>
           <w:tcPr>
-            <w:tcW w:type="dxa" w:w="1905"/>
+            <w:tcW w:type="dxa" w:w="1587"/>
           </w:tcPr>
           <w:p>
             <w:r/>
@@ -269,6 +405,7 @@
               <w:rPr>
                 <w:rFonts w:ascii="Calibri" w:hAnsi="Calibri" w:eastAsia="Calibri"/>
                 <w:b/>
+                <w:i w:val="0"/>
                 <w:sz w:val="20"/>
               </w:rPr>
               <w:t>Германия</w:t>
@@ -277,7 +414,7 @@
         </w:tc>
         <w:tc>
           <w:tcPr>
-            <w:tcW w:type="dxa" w:w="1905"/>
+            <w:tcW w:type="dxa" w:w="1587"/>
           </w:tcPr>
           <w:p>
             <w:r/>
@@ -285,6 +422,7 @@
               <w:rPr>
                 <w:rFonts w:ascii="Calibri" w:hAnsi="Calibri" w:eastAsia="Calibri"/>
                 <w:b w:val="0"/>
+                <w:i w:val="0"/>
                 <w:sz w:val="20"/>
               </w:rPr>
               <w:t>ОТ</w:t>
@@ -293,7 +431,7 @@
         </w:tc>
         <w:tc>
           <w:tcPr>
-            <w:tcW w:type="dxa" w:w="1905"/>
+            <w:tcW w:type="dxa" w:w="1587"/>
           </w:tcPr>
           <w:p>
             <w:r/>
@@ -301,6 +439,7 @@
               <w:rPr>
                 <w:rFonts w:ascii="Calibri" w:hAnsi="Calibri" w:eastAsia="Calibri"/>
                 <w:b w:val="0"/>
+                <w:i w:val="0"/>
                 <w:sz w:val="20"/>
               </w:rPr>
               <w:t>аналогия</w:t>
@@ -309,7 +448,7 @@
         </w:tc>
         <w:tc>
           <w:tcPr>
-            <w:tcW w:type="dxa" w:w="1905"/>
+            <w:tcW w:type="dxa" w:w="1587"/>
           </w:tcPr>
           <w:p>
             <w:r/>
@@ -317,6 +456,7 @@
               <w:rPr>
                 <w:rFonts w:ascii="Calibri" w:hAnsi="Calibri" w:eastAsia="Calibri"/>
                 <w:b w:val="0"/>
+                <w:i w:val="0"/>
                 <w:sz w:val="20"/>
               </w:rPr>
               <w:t>BAG, Beschluss vom 11.01.2011 — 1 ABR 104/09</w:t>
@@ -325,7 +465,7 @@
         </w:tc>
         <w:tc>
           <w:tcPr>
-            <w:tcW w:type="dxa" w:w="1905"/>
+            <w:tcW w:type="dxa" w:w="1587"/>
           </w:tcPr>
           <w:p>
             <w:r/>
@@ -333,17 +473,37 @@
               <w:rPr>
                 <w:rFonts w:ascii="Calibri" w:hAnsi="Calibri" w:eastAsia="Calibri"/>
                 <w:b w:val="0"/>
+                <w:i w:val="0"/>
                 <w:sz w:val="20"/>
               </w:rPr>
               <w:t>Инструктаж по § 12 ArbSchG должен опираться на оценку рисков (§ 5) — содержание важнее формы</w:t>
             </w:r>
           </w:p>
         </w:tc>
+        <w:tc>
+          <w:tcPr>
+            <w:tcW w:type="dxa" w:w="1587"/>
+          </w:tcPr>
+          <w:p>
+            <w:r/>
+            <w:hyperlink r:id="rId13">
+              <w:r>
+                <w:rPr>
+                  <w:color w:val="0563C1"/>
+                  <w:u w:val="single"/>
+                  <w:sz w:val="18"/>
+                  <w:rFonts w:ascii="Calibri" w:hAnsi="Calibri"/>
+                </w:rPr>
+                <w:t xml:space="preserve">BAG 1 ABR 104/09, официальная страница</w:t>
+              </w:r>
+            </w:hyperlink>
+          </w:p>
+        </w:tc>
       </w:tr>
       <w:tr>
         <w:tc>
           <w:tcPr>
-            <w:tcW w:type="dxa" w:w="1905"/>
+            <w:tcW w:type="dxa" w:w="1587"/>
           </w:tcPr>
           <w:p>
             <w:r/>
@@ -351,6 +511,7 @@
               <w:rPr>
                 <w:rFonts w:ascii="Calibri" w:hAnsi="Calibri" w:eastAsia="Calibri"/>
                 <w:b/>
+                <w:i w:val="0"/>
                 <w:sz w:val="20"/>
               </w:rPr>
               <w:t>Беларусь</w:t>
@@ -359,7 +520,7 @@
         </w:tc>
         <w:tc>
           <w:tcPr>
-            <w:tcW w:type="dxa" w:w="1905"/>
+            <w:tcW w:type="dxa" w:w="1587"/>
           </w:tcPr>
           <w:p>
             <w:r/>
@@ -367,6 +528,7 @@
               <w:rPr>
                 <w:rFonts w:ascii="Calibri" w:hAnsi="Calibri" w:eastAsia="Calibri"/>
                 <w:b w:val="0"/>
+                <w:i w:val="0"/>
                 <w:sz w:val="20"/>
               </w:rPr>
               <w:t>ЭДО</w:t>
@@ -375,7 +537,7 @@
         </w:tc>
         <w:tc>
           <w:tcPr>
-            <w:tcW w:type="dxa" w:w="1905"/>
+            <w:tcW w:type="dxa" w:w="1587"/>
           </w:tcPr>
           <w:p>
             <w:r/>
@@ -383,6 +545,7 @@
               <w:rPr>
                 <w:rFonts w:ascii="Calibri" w:hAnsi="Calibri" w:eastAsia="Calibri"/>
                 <w:b w:val="0"/>
+                <w:i w:val="0"/>
                 <w:sz w:val="20"/>
               </w:rPr>
               <w:t>прямая</w:t>
@@ -391,7 +554,7 @@
         </w:tc>
         <w:tc>
           <w:tcPr>
-            <w:tcW w:type="dxa" w:w="1905"/>
+            <w:tcW w:type="dxa" w:w="1587"/>
           </w:tcPr>
           <w:p>
             <w:r/>
@@ -399,6 +562,7 @@
               <w:rPr>
                 <w:rFonts w:ascii="Calibri" w:hAnsi="Calibri" w:eastAsia="Calibri"/>
                 <w:b w:val="0"/>
+                <w:i w:val="0"/>
                 <w:sz w:val="20"/>
               </w:rPr>
               <w:t>Ст. 84 ХПК РБ; ст. 22 Закона № 113‑З; обзор практики использования электронных документов в договорных отношениях (в т.ч. материал 16.10.2017)</w:t>
@@ -407,7 +571,7 @@
         </w:tc>
         <w:tc>
           <w:tcPr>
-            <w:tcW w:type="dxa" w:w="1905"/>
+            <w:tcW w:type="dxa" w:w="1587"/>
           </w:tcPr>
           <w:p>
             <w:r/>
@@ -415,17 +579,37 @@
               <w:rPr>
                 <w:rFonts w:ascii="Calibri" w:hAnsi="Calibri" w:eastAsia="Calibri"/>
                 <w:b w:val="0"/>
+                <w:i w:val="0"/>
                 <w:sz w:val="20"/>
               </w:rPr>
               <w:t>Электронный документ с ЭЦП — письменное доказательство, равное бумажному</w:t>
             </w:r>
           </w:p>
         </w:tc>
+        <w:tc>
+          <w:tcPr>
+            <w:tcW w:type="dxa" w:w="1587"/>
+          </w:tcPr>
+          <w:p>
+            <w:r/>
+            <w:hyperlink r:id="rId14">
+              <w:r>
+                <w:rPr>
+                  <w:color w:val="0563C1"/>
+                  <w:u w:val="single"/>
+                  <w:sz w:val="18"/>
+                  <w:rFonts w:ascii="Calibri" w:hAnsi="Calibri"/>
+                </w:rPr>
+                <w:t xml:space="preserve">Ст. 84 ХПК</w:t>
+              </w:r>
+            </w:hyperlink>
+          </w:p>
+        </w:tc>
       </w:tr>
       <w:tr>
         <w:tc>
           <w:tcPr>
-            <w:tcW w:type="dxa" w:w="1905"/>
+            <w:tcW w:type="dxa" w:w="1587"/>
           </w:tcPr>
           <w:p>
             <w:r/>
@@ -433,6 +617,7 @@
               <w:rPr>
                 <w:rFonts w:ascii="Calibri" w:hAnsi="Calibri" w:eastAsia="Calibri"/>
                 <w:b/>
+                <w:i w:val="0"/>
                 <w:sz w:val="20"/>
               </w:rPr>
               <w:t>Беларусь</w:t>
@@ -441,7 +626,7 @@
         </w:tc>
         <w:tc>
           <w:tcPr>
-            <w:tcW w:type="dxa" w:w="1905"/>
+            <w:tcW w:type="dxa" w:w="1587"/>
           </w:tcPr>
           <w:p>
             <w:r/>
@@ -449,6 +634,7 @@
               <w:rPr>
                 <w:rFonts w:ascii="Calibri" w:hAnsi="Calibri" w:eastAsia="Calibri"/>
                 <w:b w:val="0"/>
+                <w:i w:val="0"/>
                 <w:sz w:val="20"/>
               </w:rPr>
               <w:t>ОТ</w:t>
@@ -457,7 +643,7 @@
         </w:tc>
         <w:tc>
           <w:tcPr>
-            <w:tcW w:type="dxa" w:w="1905"/>
+            <w:tcW w:type="dxa" w:w="1587"/>
           </w:tcPr>
           <w:p>
             <w:r/>
@@ -465,6 +651,7 @@
               <w:rPr>
                 <w:rFonts w:ascii="Calibri" w:hAnsi="Calibri" w:eastAsia="Calibri"/>
                 <w:b w:val="0"/>
+                <w:i w:val="0"/>
                 <w:sz w:val="20"/>
               </w:rPr>
               <w:t>аналогия</w:t>
@@ -473,7 +660,7 @@
         </w:tc>
         <w:tc>
           <w:tcPr>
-            <w:tcW w:type="dxa" w:w="1905"/>
+            <w:tcW w:type="dxa" w:w="1587"/>
           </w:tcPr>
           <w:p>
             <w:r/>
@@ -481,6 +668,7 @@
               <w:rPr>
                 <w:rFonts w:ascii="Calibri" w:hAnsi="Calibri" w:eastAsia="Calibri"/>
                 <w:b w:val="0"/>
+                <w:i w:val="0"/>
                 <w:sz w:val="20"/>
               </w:rPr>
               <w:t>П. 35 Инструкции № 175 + ст. 84 ХПК (аналогия: как суд принял бы электронный журнал)</w:t>
@@ -489,7 +677,7 @@
         </w:tc>
         <w:tc>
           <w:tcPr>
-            <w:tcW w:type="dxa" w:w="1905"/>
+            <w:tcW w:type="dxa" w:w="1587"/>
           </w:tcPr>
           <w:p>
             <w:r/>
@@ -497,17 +685,37 @@
               <w:rPr>
                 <w:rFonts w:ascii="Calibri" w:hAnsi="Calibri" w:eastAsia="Calibri"/>
                 <w:b w:val="0"/>
+                <w:i w:val="0"/>
                 <w:sz w:val="20"/>
               </w:rPr>
               <w:t>Аналогия: электронный журнал инструктажа как электронный/письменный документ ОТ</w:t>
             </w:r>
           </w:p>
         </w:tc>
+        <w:tc>
+          <w:tcPr>
+            <w:tcW w:type="dxa" w:w="1587"/>
+          </w:tcPr>
+          <w:p>
+            <w:r/>
+            <w:hyperlink r:id="rId9">
+              <w:r>
+                <w:rPr>
+                  <w:color w:val="0563C1"/>
+                  <w:u w:val="single"/>
+                  <w:sz w:val="18"/>
+                  <w:rFonts w:ascii="Calibri" w:hAnsi="Calibri"/>
+                </w:rPr>
+                <w:t xml:space="preserve">Инструкция № 175, п. 35</w:t>
+              </w:r>
+            </w:hyperlink>
+          </w:p>
+        </w:tc>
       </w:tr>
       <w:tr>
         <w:tc>
           <w:tcPr>
-            <w:tcW w:type="dxa" w:w="1905"/>
+            <w:tcW w:type="dxa" w:w="1587"/>
           </w:tcPr>
           <w:p>
             <w:r/>
@@ -515,6 +723,7 @@
               <w:rPr>
                 <w:rFonts w:ascii="Calibri" w:hAnsi="Calibri" w:eastAsia="Calibri"/>
                 <w:b/>
+                <w:i w:val="0"/>
                 <w:sz w:val="20"/>
               </w:rPr>
               <w:t>Сербия</w:t>
@@ -523,7 +732,7 @@
         </w:tc>
         <w:tc>
           <w:tcPr>
-            <w:tcW w:type="dxa" w:w="1905"/>
+            <w:tcW w:type="dxa" w:w="1587"/>
           </w:tcPr>
           <w:p>
             <w:r/>
@@ -531,6 +740,7 @@
               <w:rPr>
                 <w:rFonts w:ascii="Calibri" w:hAnsi="Calibri" w:eastAsia="Calibri"/>
                 <w:b w:val="0"/>
+                <w:i w:val="0"/>
                 <w:sz w:val="20"/>
               </w:rPr>
               <w:t>ЭДО</w:t>
@@ -539,7 +749,7 @@
         </w:tc>
         <w:tc>
           <w:tcPr>
-            <w:tcW w:type="dxa" w:w="1905"/>
+            <w:tcW w:type="dxa" w:w="1587"/>
           </w:tcPr>
           <w:p>
             <w:r/>
@@ -547,6 +757,7 @@
               <w:rPr>
                 <w:rFonts w:ascii="Calibri" w:hAnsi="Calibri" w:eastAsia="Calibri"/>
                 <w:b w:val="0"/>
+                <w:i w:val="0"/>
                 <w:sz w:val="20"/>
               </w:rPr>
               <w:t>прямая</w:t>
@@ -555,7 +766,7 @@
         </w:tc>
         <w:tc>
           <w:tcPr>
-            <w:tcW w:type="dxa" w:w="1905"/>
+            <w:tcW w:type="dxa" w:w="1587"/>
           </w:tcPr>
           <w:p>
             <w:r/>
@@ -563,6 +774,7 @@
               <w:rPr>
                 <w:rFonts w:ascii="Calibri" w:hAnsi="Calibri" w:eastAsia="Calibri"/>
                 <w:b w:val="0"/>
+                <w:i w:val="0"/>
                 <w:sz w:val="20"/>
               </w:rPr>
               <w:t>Решение Конституционного суда (ноябрь 2023) о подаче жалобы e‑mail; Апелациони суд у Нишу, Gž 1664/20 от 16.09.2020</w:t>
@@ -571,7 +783,7 @@
         </w:tc>
         <w:tc>
           <w:tcPr>
-            <w:tcW w:type="dxa" w:w="1905"/>
+            <w:tcW w:type="dxa" w:w="1587"/>
           </w:tcPr>
           <w:p>
             <w:r/>
@@ -579,17 +791,37 @@
               <w:rPr>
                 <w:rFonts w:ascii="Calibri" w:hAnsi="Calibri" w:eastAsia="Calibri"/>
                 <w:b w:val="0"/>
+                <w:i w:val="0"/>
                 <w:sz w:val="20"/>
               </w:rPr>
               <w:t>Электронный документ без QES для суда не подан / не подписан</w:t>
             </w:r>
           </w:p>
         </w:tc>
+        <w:tc>
+          <w:tcPr>
+            <w:tcW w:type="dxa" w:w="1587"/>
+          </w:tcPr>
+          <w:p>
+            <w:r/>
+            <w:hyperlink r:id="rId15">
+              <w:r>
+                <w:rPr>
+                  <w:color w:val="0563C1"/>
+                  <w:u w:val="single"/>
+                  <w:sz w:val="18"/>
+                  <w:rFonts w:ascii="Calibri" w:hAnsi="Calibri"/>
+                </w:rPr>
+                <w:t xml:space="preserve">PR Legal: Constitutional Court, XI.2023</w:t>
+              </w:r>
+            </w:hyperlink>
+          </w:p>
+        </w:tc>
       </w:tr>
       <w:tr>
         <w:tc>
           <w:tcPr>
-            <w:tcW w:type="dxa" w:w="1905"/>
+            <w:tcW w:type="dxa" w:w="1587"/>
           </w:tcPr>
           <w:p>
             <w:r/>
@@ -597,6 +829,7 @@
               <w:rPr>
                 <w:rFonts w:ascii="Calibri" w:hAnsi="Calibri" w:eastAsia="Calibri"/>
                 <w:b/>
+                <w:i w:val="0"/>
                 <w:sz w:val="20"/>
               </w:rPr>
               <w:t>Сербия</w:t>
@@ -605,7 +838,7 @@
         </w:tc>
         <w:tc>
           <w:tcPr>
-            <w:tcW w:type="dxa" w:w="1905"/>
+            <w:tcW w:type="dxa" w:w="1587"/>
           </w:tcPr>
           <w:p>
             <w:r/>
@@ -613,6 +846,7 @@
               <w:rPr>
                 <w:rFonts w:ascii="Calibri" w:hAnsi="Calibri" w:eastAsia="Calibri"/>
                 <w:b w:val="0"/>
+                <w:i w:val="0"/>
                 <w:sz w:val="20"/>
               </w:rPr>
               <w:t>ОТ</w:t>
@@ -621,7 +855,7 @@
         </w:tc>
         <w:tc>
           <w:tcPr>
-            <w:tcW w:type="dxa" w:w="1905"/>
+            <w:tcW w:type="dxa" w:w="1587"/>
           </w:tcPr>
           <w:p>
             <w:r/>
@@ -629,6 +863,7 @@
               <w:rPr>
                 <w:rFonts w:ascii="Calibri" w:hAnsi="Calibri" w:eastAsia="Calibri"/>
                 <w:b w:val="0"/>
+                <w:i w:val="0"/>
                 <w:sz w:val="20"/>
               </w:rPr>
               <w:t>аналогия</w:t>
@@ -637,7 +872,7 @@
         </w:tc>
         <w:tc>
           <w:tcPr>
-            <w:tcW w:type="dxa" w:w="1905"/>
+            <w:tcW w:type="dxa" w:w="1587"/>
           </w:tcPr>
           <w:p>
             <w:r/>
@@ -645,6 +880,7 @@
               <w:rPr>
                 <w:rFonts w:ascii="Calibri" w:hAnsi="Calibri" w:eastAsia="Calibri"/>
                 <w:b w:val="0"/>
+                <w:i w:val="0"/>
                 <w:sz w:val="20"/>
               </w:rPr>
               <w:t>Правилник Сл. гласник РС 5/2025 + аналогия Gž 1664/20 (QES как условие действительности электронного акта)</w:t>
@@ -653,7 +889,7 @@
         </w:tc>
         <w:tc>
           <w:tcPr>
-            <w:tcW w:type="dxa" w:w="1905"/>
+            <w:tcW w:type="dxa" w:w="1587"/>
           </w:tcPr>
           <w:p>
             <w:r/>
@@ -661,17 +897,37 @@
               <w:rPr>
                 <w:rFonts w:ascii="Calibri" w:hAnsi="Calibri" w:eastAsia="Calibri"/>
                 <w:b w:val="0"/>
+                <w:i w:val="0"/>
                 <w:sz w:val="20"/>
               </w:rPr>
               <w:t>Аналогия: электронный учёт ОТ действителен только с QES; учёт обучения (Form 6) — бумага</w:t>
             </w:r>
           </w:p>
         </w:tc>
+        <w:tc>
+          <w:tcPr>
+            <w:tcW w:type="dxa" w:w="1587"/>
+          </w:tcPr>
+          <w:p>
+            <w:r/>
+            <w:hyperlink r:id="rId16">
+              <w:r>
+                <w:rPr>
+                  <w:color w:val="0563C1"/>
+                  <w:u w:val="single"/>
+                  <w:sz w:val="18"/>
+                  <w:rFonts w:ascii="Calibri" w:hAnsi="Calibri"/>
+                </w:rPr>
+                <w:t xml:space="preserve">Lexology: Form 6 exception</w:t>
+              </w:r>
+            </w:hyperlink>
+          </w:p>
+        </w:tc>
       </w:tr>
       <w:tr>
         <w:tc>
           <w:tcPr>
-            <w:tcW w:type="dxa" w:w="1905"/>
+            <w:tcW w:type="dxa" w:w="1587"/>
           </w:tcPr>
           <w:p>
             <w:r/>
@@ -679,6 +935,7 @@
               <w:rPr>
                 <w:rFonts w:ascii="Calibri" w:hAnsi="Calibri" w:eastAsia="Calibri"/>
                 <w:b/>
+                <w:i w:val="0"/>
                 <w:sz w:val="20"/>
               </w:rPr>
               <w:t>Испания</w:t>
@@ -687,7 +944,7 @@
         </w:tc>
         <w:tc>
           <w:tcPr>
-            <w:tcW w:type="dxa" w:w="1905"/>
+            <w:tcW w:type="dxa" w:w="1587"/>
           </w:tcPr>
           <w:p>
             <w:r/>
@@ -695,6 +952,7 @@
               <w:rPr>
                 <w:rFonts w:ascii="Calibri" w:hAnsi="Calibri" w:eastAsia="Calibri"/>
                 <w:b w:val="0"/>
+                <w:i w:val="0"/>
                 <w:sz w:val="20"/>
               </w:rPr>
               <w:t>ЭДО</w:t>
@@ -703,7 +961,7 @@
         </w:tc>
         <w:tc>
           <w:tcPr>
-            <w:tcW w:type="dxa" w:w="1905"/>
+            <w:tcW w:type="dxa" w:w="1587"/>
           </w:tcPr>
           <w:p>
             <w:r/>
@@ -711,6 +969,7 @@
               <w:rPr>
                 <w:rFonts w:ascii="Calibri" w:hAnsi="Calibri" w:eastAsia="Calibri"/>
                 <w:b w:val="0"/>
+                <w:i w:val="0"/>
                 <w:sz w:val="20"/>
               </w:rPr>
               <w:t>прямая</w:t>
@@ -719,7 +978,7 @@
         </w:tc>
         <w:tc>
           <w:tcPr>
-            <w:tcW w:type="dxa" w:w="1905"/>
+            <w:tcW w:type="dxa" w:w="1587"/>
           </w:tcPr>
           <w:p>
             <w:r/>
@@ -727,6 +986,7 @@
               <w:rPr>
                 <w:rFonts w:ascii="Calibri" w:hAnsi="Calibri" w:eastAsia="Calibri"/>
                 <w:b w:val="0"/>
+                <w:i w:val="0"/>
                 <w:sz w:val="20"/>
               </w:rPr>
               <w:t>STS 116/2025, 13.02.2025 (ECLI:ES:TS:2025:634); Ley 6/2020 → LEC art. 326.4</w:t>
@@ -735,7 +995,7 @@
         </w:tc>
         <w:tc>
           <w:tcPr>
-            <w:tcW w:type="dxa" w:w="1905"/>
+            <w:tcW w:type="dxa" w:w="1587"/>
           </w:tcPr>
           <w:p>
             <w:r/>
@@ -743,17 +1003,37 @@
               <w:rPr>
                 <w:rFonts w:ascii="Calibri" w:hAnsi="Calibri" w:eastAsia="Calibri"/>
                 <w:b w:val="0"/>
+                <w:i w:val="0"/>
                 <w:sz w:val="20"/>
               </w:rPr>
               <w:t>Два режима электронной доказательства: квалифицированный сервис (презумпция) и pantallazos (свободная оценка)</w:t>
             </w:r>
           </w:p>
         </w:tc>
+        <w:tc>
+          <w:tcPr>
+            <w:tcW w:type="dxa" w:w="1587"/>
+          </w:tcPr>
+          <w:p>
+            <w:r/>
+            <w:hyperlink r:id="rId17">
+              <w:r>
+                <w:rPr>
+                  <w:color w:val="0563C1"/>
+                  <w:u w:val="single"/>
+                  <w:sz w:val="18"/>
+                  <w:rFonts w:ascii="Calibri" w:hAnsi="Calibri"/>
+                </w:rPr>
+                <w:t xml:space="preserve">Ley 6/2020 / LEC 326.4</w:t>
+              </w:r>
+            </w:hyperlink>
+          </w:p>
+        </w:tc>
       </w:tr>
       <w:tr>
         <w:tc>
           <w:tcPr>
-            <w:tcW w:type="dxa" w:w="1905"/>
+            <w:tcW w:type="dxa" w:w="1587"/>
           </w:tcPr>
           <w:p>
             <w:r/>
@@ -761,6 +1041,7 @@
               <w:rPr>
                 <w:rFonts w:ascii="Calibri" w:hAnsi="Calibri" w:eastAsia="Calibri"/>
                 <w:b/>
+                <w:i w:val="0"/>
                 <w:sz w:val="20"/>
               </w:rPr>
               <w:t>Испания</w:t>
@@ -769,7 +1050,7 @@
         </w:tc>
         <w:tc>
           <w:tcPr>
-            <w:tcW w:type="dxa" w:w="1905"/>
+            <w:tcW w:type="dxa" w:w="1587"/>
           </w:tcPr>
           <w:p>
             <w:r/>
@@ -777,6 +1058,7 @@
               <w:rPr>
                 <w:rFonts w:ascii="Calibri" w:hAnsi="Calibri" w:eastAsia="Calibri"/>
                 <w:b w:val="0"/>
+                <w:i w:val="0"/>
                 <w:sz w:val="20"/>
               </w:rPr>
               <w:t>ОТ</w:t>
@@ -785,7 +1067,7 @@
         </w:tc>
         <w:tc>
           <w:tcPr>
-            <w:tcW w:type="dxa" w:w="1905"/>
+            <w:tcW w:type="dxa" w:w="1587"/>
           </w:tcPr>
           <w:p>
             <w:r/>
@@ -793,6 +1075,7 @@
               <w:rPr>
                 <w:rFonts w:ascii="Calibri" w:hAnsi="Calibri" w:eastAsia="Calibri"/>
                 <w:b w:val="0"/>
+                <w:i w:val="0"/>
                 <w:sz w:val="20"/>
               </w:rPr>
               <w:t>аналогия</w:t>
@@ -801,7 +1084,7 @@
         </w:tc>
         <w:tc>
           <w:tcPr>
-            <w:tcW w:type="dxa" w:w="1905"/>
+            <w:tcW w:type="dxa" w:w="1587"/>
           </w:tcPr>
           <w:p>
             <w:r/>
@@ -809,6 +1092,7 @@
               <w:rPr>
                 <w:rFonts w:ascii="Calibri" w:hAnsi="Calibri" w:eastAsia="Calibri"/>
                 <w:b w:val="0"/>
+                <w:i w:val="0"/>
                 <w:sz w:val="20"/>
               </w:rPr>
               <w:t>LPRL art. 19 + режим LEC 326.4 / eIDAS для трудовых электронных документов (аналогия)</w:t>
@@ -817,7 +1101,7 @@
         </w:tc>
         <w:tc>
           <w:tcPr>
-            <w:tcW w:type="dxa" w:w="1905"/>
+            <w:tcW w:type="dxa" w:w="1587"/>
           </w:tcPr>
           <w:p>
             <w:r/>
@@ -825,17 +1109,37 @@
               <w:rPr>
                 <w:rFonts w:ascii="Calibri" w:hAnsi="Calibri" w:eastAsia="Calibri"/>
                 <w:b w:val="0"/>
+                <w:i w:val="0"/>
                 <w:sz w:val="20"/>
               </w:rPr>
               <w:t>Аналогия: обучение по art. 19 LPRL доказывается по общим правилам электронных документов, запрета e‑журнала нет</w:t>
             </w:r>
           </w:p>
         </w:tc>
+        <w:tc>
+          <w:tcPr>
+            <w:tcW w:type="dxa" w:w="1587"/>
+          </w:tcPr>
+          <w:p>
+            <w:r/>
+            <w:hyperlink r:id="rId18">
+              <w:r>
+                <w:rPr>
+                  <w:color w:val="0563C1"/>
+                  <w:u w:val="single"/>
+                  <w:sz w:val="18"/>
+                  <w:rFonts w:ascii="Calibri" w:hAnsi="Calibri"/>
+                </w:rPr>
+                <w:t xml:space="preserve">LPRL 31/1995</w:t>
+              </w:r>
+            </w:hyperlink>
+          </w:p>
+        </w:tc>
       </w:tr>
       <w:tr>
         <w:tc>
           <w:tcPr>
-            <w:tcW w:type="dxa" w:w="1905"/>
+            <w:tcW w:type="dxa" w:w="1587"/>
           </w:tcPr>
           <w:p>
             <w:r/>
@@ -843,6 +1147,7 @@
               <w:rPr>
                 <w:rFonts w:ascii="Calibri" w:hAnsi="Calibri" w:eastAsia="Calibri"/>
                 <w:b/>
+                <w:i w:val="0"/>
                 <w:sz w:val="20"/>
               </w:rPr>
               <w:t>Ирландия</w:t>
@@ -851,7 +1156,7 @@
         </w:tc>
         <w:tc>
           <w:tcPr>
-            <w:tcW w:type="dxa" w:w="1905"/>
+            <w:tcW w:type="dxa" w:w="1587"/>
           </w:tcPr>
           <w:p>
             <w:r/>
@@ -859,6 +1164,7 @@
               <w:rPr>
                 <w:rFonts w:ascii="Calibri" w:hAnsi="Calibri" w:eastAsia="Calibri"/>
                 <w:b w:val="0"/>
+                <w:i w:val="0"/>
                 <w:sz w:val="20"/>
               </w:rPr>
               <w:t>ЭДО</w:t>
@@ -867,7 +1173,7 @@
         </w:tc>
         <w:tc>
           <w:tcPr>
-            <w:tcW w:type="dxa" w:w="1905"/>
+            <w:tcW w:type="dxa" w:w="1587"/>
           </w:tcPr>
           <w:p>
             <w:r/>
@@ -875,6 +1181,7 @@
               <w:rPr>
                 <w:rFonts w:ascii="Calibri" w:hAnsi="Calibri" w:eastAsia="Calibri"/>
                 <w:b w:val="0"/>
+                <w:i w:val="0"/>
                 <w:sz w:val="20"/>
               </w:rPr>
               <w:t>прямая</w:t>
@@ -883,7 +1190,7 @@
         </w:tc>
         <w:tc>
           <w:tcPr>
-            <w:tcW w:type="dxa" w:w="1905"/>
+            <w:tcW w:type="dxa" w:w="1587"/>
           </w:tcPr>
           <w:p>
             <w:r/>
@@ -891,6 +1198,7 @@
               <w:rPr>
                 <w:rFonts w:ascii="Calibri" w:hAnsi="Calibri" w:eastAsia="Calibri"/>
                 <w:b w:val="0"/>
+                <w:i w:val="0"/>
                 <w:sz w:val="20"/>
               </w:rPr>
               <w:t>Ryanair Ltd v Billigfluege.de GmbH [2010] IEHC 47 (26 February 2010)</w:t>
@@ -899,7 +1207,7 @@
         </w:tc>
         <w:tc>
           <w:tcPr>
-            <w:tcW w:type="dxa" w:w="1905"/>
+            <w:tcW w:type="dxa" w:w="1587"/>
           </w:tcPr>
           <w:p>
             <w:r/>
@@ -907,17 +1215,37 @@
               <w:rPr>
                 <w:rFonts w:ascii="Calibri" w:hAnsi="Calibri" w:eastAsia="Calibri"/>
                 <w:b w:val="0"/>
+                <w:i w:val="0"/>
                 <w:sz w:val="20"/>
               </w:rPr>
               <w:t>Электронные условия сайта образуют договор, если доведены до пользователя</w:t>
             </w:r>
           </w:p>
         </w:tc>
+        <w:tc>
+          <w:tcPr>
+            <w:tcW w:type="dxa" w:w="1587"/>
+          </w:tcPr>
+          <w:p>
+            <w:r/>
+            <w:hyperlink r:id="rId19">
+              <w:r>
+                <w:rPr>
+                  <w:color w:val="0563C1"/>
+                  <w:u w:val="single"/>
+                  <w:sz w:val="18"/>
+                  <w:rFonts w:ascii="Calibri" w:hAnsi="Calibri"/>
+                </w:rPr>
+                <w:t xml:space="preserve">BAILII: [2010] IEHC 47</w:t>
+              </w:r>
+            </w:hyperlink>
+          </w:p>
+        </w:tc>
       </w:tr>
       <w:tr>
         <w:tc>
           <w:tcPr>
-            <w:tcW w:type="dxa" w:w="1905"/>
+            <w:tcW w:type="dxa" w:w="1587"/>
           </w:tcPr>
           <w:p>
             <w:r/>
@@ -925,6 +1253,7 @@
               <w:rPr>
                 <w:rFonts w:ascii="Calibri" w:hAnsi="Calibri" w:eastAsia="Calibri"/>
                 <w:b/>
+                <w:i w:val="0"/>
                 <w:sz w:val="20"/>
               </w:rPr>
               <w:t>Ирландия</w:t>
@@ -933,7 +1262,7 @@
         </w:tc>
         <w:tc>
           <w:tcPr>
-            <w:tcW w:type="dxa" w:w="1905"/>
+            <w:tcW w:type="dxa" w:w="1587"/>
           </w:tcPr>
           <w:p>
             <w:r/>
@@ -941,6 +1270,7 @@
               <w:rPr>
                 <w:rFonts w:ascii="Calibri" w:hAnsi="Calibri" w:eastAsia="Calibri"/>
                 <w:b w:val="0"/>
+                <w:i w:val="0"/>
                 <w:sz w:val="20"/>
               </w:rPr>
               <w:t>ОТ</w:t>
@@ -949,7 +1279,7 @@
         </w:tc>
         <w:tc>
           <w:tcPr>
-            <w:tcW w:type="dxa" w:w="1905"/>
+            <w:tcW w:type="dxa" w:w="1587"/>
           </w:tcPr>
           <w:p>
             <w:r/>
@@ -957,6 +1287,7 @@
               <w:rPr>
                 <w:rFonts w:ascii="Calibri" w:hAnsi="Calibri" w:eastAsia="Calibri"/>
                 <w:b w:val="0"/>
+                <w:i w:val="0"/>
                 <w:sz w:val="20"/>
               </w:rPr>
               <w:t>аналогия</w:t>
@@ -965,7 +1296,7 @@
         </w:tc>
         <w:tc>
           <w:tcPr>
-            <w:tcW w:type="dxa" w:w="1905"/>
+            <w:tcW w:type="dxa" w:w="1587"/>
           </w:tcPr>
           <w:p>
             <w:r/>
@@ -973,6 +1304,7 @@
               <w:rPr>
                 <w:rFonts w:ascii="Calibri" w:hAnsi="Calibri" w:eastAsia="Calibri"/>
                 <w:b w:val="0"/>
+                <w:i w:val="0"/>
                 <w:sz w:val="20"/>
               </w:rPr>
               <w:t>Redmond v Tallaght University Hospital [2024] IEHC 167 (13 March 2024)</w:t>
@@ -981,7 +1313,7 @@
         </w:tc>
         <w:tc>
           <w:tcPr>
-            <w:tcW w:type="dxa" w:w="1905"/>
+            <w:tcW w:type="dxa" w:w="1587"/>
           </w:tcPr>
           <w:p>
             <w:r/>
@@ -989,17 +1321,37 @@
               <w:rPr>
                 <w:rFonts w:ascii="Calibri" w:hAnsi="Calibri" w:eastAsia="Calibri"/>
                 <w:b w:val="0"/>
+                <w:i w:val="0"/>
                 <w:sz w:val="20"/>
               </w:rPr>
               <w:t>Аналогия: в споре по ОТ суд проверяет реальность и предметность обучения, а не форму журнала</w:t>
             </w:r>
           </w:p>
         </w:tc>
+        <w:tc>
+          <w:tcPr>
+            <w:tcW w:type="dxa" w:w="1587"/>
+          </w:tcPr>
+          <w:p>
+            <w:r/>
+            <w:hyperlink r:id="rId20">
+              <w:r>
+                <w:rPr>
+                  <w:color w:val="0563C1"/>
+                  <w:u w:val="single"/>
+                  <w:sz w:val="18"/>
+                  <w:rFonts w:ascii="Calibri" w:hAnsi="Calibri"/>
+                </w:rPr>
+                <w:t xml:space="preserve">[2024] IEHC 167 (BAILII)</w:t>
+              </w:r>
+            </w:hyperlink>
+          </w:p>
+        </w:tc>
       </w:tr>
       <w:tr>
         <w:tc>
           <w:tcPr>
-            <w:tcW w:type="dxa" w:w="1905"/>
+            <w:tcW w:type="dxa" w:w="1587"/>
           </w:tcPr>
           <w:p>
             <w:r/>
@@ -1007,6 +1359,7 @@
               <w:rPr>
                 <w:rFonts w:ascii="Calibri" w:hAnsi="Calibri" w:eastAsia="Calibri"/>
                 <w:b/>
+                <w:i w:val="0"/>
                 <w:sz w:val="20"/>
               </w:rPr>
               <w:t>Франция</w:t>
@@ -1015,7 +1368,7 @@
         </w:tc>
         <w:tc>
           <w:tcPr>
-            <w:tcW w:type="dxa" w:w="1905"/>
+            <w:tcW w:type="dxa" w:w="1587"/>
           </w:tcPr>
           <w:p>
             <w:r/>
@@ -1023,6 +1376,7 @@
               <w:rPr>
                 <w:rFonts w:ascii="Calibri" w:hAnsi="Calibri" w:eastAsia="Calibri"/>
                 <w:b w:val="0"/>
+                <w:i w:val="0"/>
                 <w:sz w:val="20"/>
               </w:rPr>
               <w:t>ЭДО</w:t>
@@ -1031,7 +1385,7 @@
         </w:tc>
         <w:tc>
           <w:tcPr>
-            <w:tcW w:type="dxa" w:w="1905"/>
+            <w:tcW w:type="dxa" w:w="1587"/>
           </w:tcPr>
           <w:p>
             <w:r/>
@@ -1039,6 +1393,7 @@
               <w:rPr>
                 <w:rFonts w:ascii="Calibri" w:hAnsi="Calibri" w:eastAsia="Calibri"/>
                 <w:b w:val="0"/>
+                <w:i w:val="0"/>
                 <w:sz w:val="20"/>
               </w:rPr>
               <w:t>прямая</w:t>
@@ -1047,7 +1402,7 @@
         </w:tc>
         <w:tc>
           <w:tcPr>
-            <w:tcW w:type="dxa" w:w="1905"/>
+            <w:tcW w:type="dxa" w:w="1587"/>
           </w:tcPr>
           <w:p>
             <w:r/>
@@ -1055,6 +1410,7 @@
               <w:rPr>
                 <w:rFonts w:ascii="Calibri" w:hAnsi="Calibri" w:eastAsia="Calibri"/>
                 <w:b w:val="0"/>
+                <w:i w:val="0"/>
                 <w:sz w:val="20"/>
               </w:rPr>
               <w:t>Cass. civ. 3e, 5 mars 2026, n° 24‑21.034 (ECLI:FR:CCASS:2026:C300142)</w:t>
@@ -1063,7 +1419,7 @@
         </w:tc>
         <w:tc>
           <w:tcPr>
-            <w:tcW w:type="dxa" w:w="1905"/>
+            <w:tcW w:type="dxa" w:w="1587"/>
           </w:tcPr>
           <w:p>
             <w:r/>
@@ -1071,17 +1427,37 @@
               <w:rPr>
                 <w:rFonts w:ascii="Calibri" w:hAnsi="Calibri" w:eastAsia="Calibri"/>
                 <w:b w:val="0"/>
+                <w:i w:val="0"/>
                 <w:sz w:val="20"/>
               </w:rPr>
               <w:t>Презумпция надёжности электронной подписи — только если это QES</w:t>
             </w:r>
           </w:p>
         </w:tc>
+        <w:tc>
+          <w:tcPr>
+            <w:tcW w:type="dxa" w:w="1587"/>
+          </w:tcPr>
+          <w:p>
+            <w:r/>
+            <w:hyperlink r:id="rId21">
+              <w:r>
+                <w:rPr>
+                  <w:color w:val="0563C1"/>
+                  <w:u w:val="single"/>
+                  <w:sz w:val="18"/>
+                  <w:rFonts w:ascii="Calibri" w:hAnsi="Calibri"/>
+                </w:rPr>
+                <w:t xml:space="preserve">Legalis: arrêt 5 mars 2026</w:t>
+              </w:r>
+            </w:hyperlink>
+          </w:p>
+        </w:tc>
       </w:tr>
       <w:tr>
         <w:tc>
           <w:tcPr>
-            <w:tcW w:type="dxa" w:w="1905"/>
+            <w:tcW w:type="dxa" w:w="1587"/>
           </w:tcPr>
           <w:p>
             <w:r/>
@@ -1089,6 +1465,7 @@
               <w:rPr>
                 <w:rFonts w:ascii="Calibri" w:hAnsi="Calibri" w:eastAsia="Calibri"/>
                 <w:b/>
+                <w:i w:val="0"/>
                 <w:sz w:val="20"/>
               </w:rPr>
               <w:t>Франция</w:t>
@@ -1097,7 +1474,7 @@
         </w:tc>
         <w:tc>
           <w:tcPr>
-            <w:tcW w:type="dxa" w:w="1905"/>
+            <w:tcW w:type="dxa" w:w="1587"/>
           </w:tcPr>
           <w:p>
             <w:r/>
@@ -1105,6 +1482,7 @@
               <w:rPr>
                 <w:rFonts w:ascii="Calibri" w:hAnsi="Calibri" w:eastAsia="Calibri"/>
                 <w:b w:val="0"/>
+                <w:i w:val="0"/>
                 <w:sz w:val="20"/>
               </w:rPr>
               <w:t>ОТ</w:t>
@@ -1113,7 +1491,7 @@
         </w:tc>
         <w:tc>
           <w:tcPr>
-            <w:tcW w:type="dxa" w:w="1905"/>
+            <w:tcW w:type="dxa" w:w="1587"/>
           </w:tcPr>
           <w:p>
             <w:r/>
@@ -1121,6 +1499,7 @@
               <w:rPr>
                 <w:rFonts w:ascii="Calibri" w:hAnsi="Calibri" w:eastAsia="Calibri"/>
                 <w:b w:val="0"/>
+                <w:i w:val="0"/>
                 <w:sz w:val="20"/>
               </w:rPr>
               <w:t>аналогия</w:t>
@@ -1129,7 +1508,7 @@
         </w:tc>
         <w:tc>
           <w:tcPr>
-            <w:tcW w:type="dxa" w:w="1905"/>
+            <w:tcW w:type="dxa" w:w="1587"/>
           </w:tcPr>
           <w:p>
             <w:r/>
@@ -1137,6 +1516,7 @@
               <w:rPr>
                 <w:rFonts w:ascii="Calibri" w:hAnsi="Calibri" w:eastAsia="Calibri"/>
                 <w:b w:val="0"/>
+                <w:i w:val="0"/>
                 <w:sz w:val="20"/>
               </w:rPr>
               <w:t>Cass. soc., 28 février 2024, n° 22‑15.624; дополнительно Cass. soc., 14 décembre 2022, n° 21‑19.841</w:t>
@@ -1145,7 +1525,7 @@
         </w:tc>
         <w:tc>
           <w:tcPr>
-            <w:tcW w:type="dxa" w:w="1905"/>
+            <w:tcW w:type="dxa" w:w="1587"/>
           </w:tcPr>
           <w:p>
             <w:r/>
@@ -1153,17 +1533,37 @@
               <w:rPr>
                 <w:rFonts w:ascii="Calibri" w:hAnsi="Calibri" w:eastAsia="Calibri"/>
                 <w:b w:val="0"/>
+                <w:i w:val="0"/>
                 <w:sz w:val="20"/>
               </w:rPr>
               <w:t>Аналогия: бремя мер безопасности на работодателе; скан подписи ≠ электронная подпись</w:t>
             </w:r>
           </w:p>
         </w:tc>
+        <w:tc>
+          <w:tcPr>
+            <w:tcW w:type="dxa" w:w="1587"/>
+          </w:tcPr>
+          <w:p>
+            <w:r/>
+            <w:hyperlink r:id="rId22">
+              <w:r>
+                <w:rPr>
+                  <w:color w:val="0563C1"/>
+                  <w:u w:val="single"/>
+                  <w:sz w:val="18"/>
+                  <w:rFonts w:ascii="Calibri" w:hAnsi="Calibri"/>
+                </w:rPr>
+                <w:t xml:space="preserve">22‑15.624, обзор</w:t>
+              </w:r>
+            </w:hyperlink>
+          </w:p>
+        </w:tc>
       </w:tr>
       <w:tr>
         <w:tc>
           <w:tcPr>
-            <w:tcW w:type="dxa" w:w="1905"/>
+            <w:tcW w:type="dxa" w:w="1587"/>
           </w:tcPr>
           <w:p>
             <w:r/>
@@ -1171,6 +1571,7 @@
               <w:rPr>
                 <w:rFonts w:ascii="Calibri" w:hAnsi="Calibri" w:eastAsia="Calibri"/>
                 <w:b/>
+                <w:i w:val="0"/>
                 <w:sz w:val="20"/>
               </w:rPr>
               <w:t>Кения</w:t>
@@ -1179,7 +1580,7 @@
         </w:tc>
         <w:tc>
           <w:tcPr>
-            <w:tcW w:type="dxa" w:w="1905"/>
+            <w:tcW w:type="dxa" w:w="1587"/>
           </w:tcPr>
           <w:p>
             <w:r/>
@@ -1187,6 +1588,7 @@
               <w:rPr>
                 <w:rFonts w:ascii="Calibri" w:hAnsi="Calibri" w:eastAsia="Calibri"/>
                 <w:b w:val="0"/>
+                <w:i w:val="0"/>
                 <w:sz w:val="20"/>
               </w:rPr>
               <w:t>ЭДО</w:t>
@@ -1195,7 +1597,7 @@
         </w:tc>
         <w:tc>
           <w:tcPr>
-            <w:tcW w:type="dxa" w:w="1905"/>
+            <w:tcW w:type="dxa" w:w="1587"/>
           </w:tcPr>
           <w:p>
             <w:r/>
@@ -1203,6 +1605,7 @@
               <w:rPr>
                 <w:rFonts w:ascii="Calibri" w:hAnsi="Calibri" w:eastAsia="Calibri"/>
                 <w:b w:val="0"/>
+                <w:i w:val="0"/>
                 <w:sz w:val="20"/>
               </w:rPr>
               <w:t>прямая</w:t>
@@ -1211,7 +1614,7 @@
         </w:tc>
         <w:tc>
           <w:tcPr>
-            <w:tcW w:type="dxa" w:w="1905"/>
+            <w:tcW w:type="dxa" w:w="1587"/>
           </w:tcPr>
           <w:p>
             <w:r/>
@@ -1219,6 +1622,7 @@
               <w:rPr>
                 <w:rFonts w:ascii="Calibri" w:hAnsi="Calibri" w:eastAsia="Calibri"/>
                 <w:b w:val="0"/>
+                <w:i w:val="0"/>
                 <w:sz w:val="20"/>
               </w:rPr>
               <w:t>Dardanelli &amp; 6 others v Tilito &amp; 3 others (Land Case E041 of 2024) [2025] KEELC 392 (KLR) (6 February 2025)</w:t>
@@ -1227,7 +1631,7 @@
         </w:tc>
         <w:tc>
           <w:tcPr>
-            <w:tcW w:type="dxa" w:w="1905"/>
+            <w:tcW w:type="dxa" w:w="1587"/>
           </w:tcPr>
           <w:p>
             <w:r/>
@@ -1235,17 +1639,37 @@
               <w:rPr>
                 <w:rFonts w:ascii="Calibri" w:hAnsi="Calibri" w:eastAsia="Calibri"/>
                 <w:b w:val="0"/>
+                <w:i w:val="0"/>
                 <w:sz w:val="20"/>
               </w:rPr>
               <w:t>Электронный аффидевит без сертификата s. 106B недопустим</w:t>
             </w:r>
           </w:p>
         </w:tc>
+        <w:tc>
+          <w:tcPr>
+            <w:tcW w:type="dxa" w:w="1587"/>
+          </w:tcPr>
+          <w:p>
+            <w:r/>
+            <w:hyperlink r:id="rId23">
+              <w:r>
+                <w:rPr>
+                  <w:color w:val="0563C1"/>
+                  <w:u w:val="single"/>
+                  <w:sz w:val="18"/>
+                  <w:rFonts w:ascii="Calibri" w:hAnsi="Calibri"/>
+                </w:rPr>
+                <w:t xml:space="preserve">Kenya Law: [2025] KEELC 392</w:t>
+              </w:r>
+            </w:hyperlink>
+          </w:p>
+        </w:tc>
       </w:tr>
       <w:tr>
         <w:tc>
           <w:tcPr>
-            <w:tcW w:type="dxa" w:w="1905"/>
+            <w:tcW w:type="dxa" w:w="1587"/>
           </w:tcPr>
           <w:p>
             <w:r/>
@@ -1253,6 +1677,7 @@
               <w:rPr>
                 <w:rFonts w:ascii="Calibri" w:hAnsi="Calibri" w:eastAsia="Calibri"/>
                 <w:b/>
+                <w:i w:val="0"/>
                 <w:sz w:val="20"/>
               </w:rPr>
               <w:t>Кения</w:t>
@@ -1261,7 +1686,7 @@
         </w:tc>
         <w:tc>
           <w:tcPr>
-            <w:tcW w:type="dxa" w:w="1905"/>
+            <w:tcW w:type="dxa" w:w="1587"/>
           </w:tcPr>
           <w:p>
             <w:r/>
@@ -1269,6 +1694,7 @@
               <w:rPr>
                 <w:rFonts w:ascii="Calibri" w:hAnsi="Calibri" w:eastAsia="Calibri"/>
                 <w:b w:val="0"/>
+                <w:i w:val="0"/>
                 <w:sz w:val="20"/>
               </w:rPr>
               <w:t>ОТ</w:t>
@@ -1277,7 +1703,7 @@
         </w:tc>
         <w:tc>
           <w:tcPr>
-            <w:tcW w:type="dxa" w:w="1905"/>
+            <w:tcW w:type="dxa" w:w="1587"/>
           </w:tcPr>
           <w:p>
             <w:r/>
@@ -1285,6 +1711,7 @@
               <w:rPr>
                 <w:rFonts w:ascii="Calibri" w:hAnsi="Calibri" w:eastAsia="Calibri"/>
                 <w:b w:val="0"/>
+                <w:i w:val="0"/>
                 <w:sz w:val="20"/>
               </w:rPr>
               <w:t>аналогия</w:t>
@@ -1293,7 +1720,7 @@
         </w:tc>
         <w:tc>
           <w:tcPr>
-            <w:tcW w:type="dxa" w:w="1905"/>
+            <w:tcW w:type="dxa" w:w="1587"/>
           </w:tcPr>
           <w:p>
             <w:r/>
@@ -1301,6 +1728,7 @@
               <w:rPr>
                 <w:rFonts w:ascii="Calibri" w:hAnsi="Calibri" w:eastAsia="Calibri"/>
                 <w:b w:val="0"/>
+                <w:i w:val="0"/>
                 <w:sz w:val="20"/>
               </w:rPr>
               <w:t>Bigot Flowers (Kenya) Ltd v Cheboswony [2022] KEELRC 3772 (KLR) (10 May 2022)</w:t>
@@ -1309,7 +1737,7 @@
         </w:tc>
         <w:tc>
           <w:tcPr>
-            <w:tcW w:type="dxa" w:w="1905"/>
+            <w:tcW w:type="dxa" w:w="1587"/>
           </w:tcPr>
           <w:p>
             <w:r/>
@@ -1317,10 +1745,30 @@
               <w:rPr>
                 <w:rFonts w:ascii="Calibri" w:hAnsi="Calibri" w:eastAsia="Calibri"/>
                 <w:b w:val="0"/>
+                <w:i w:val="0"/>
                 <w:sz w:val="20"/>
               </w:rPr>
               <w:t>Аналогия: ответственность occupier за необучение (OSHA s. 99) — без спора о носителе журнала</w:t>
             </w:r>
+          </w:p>
+        </w:tc>
+        <w:tc>
+          <w:tcPr>
+            <w:tcW w:type="dxa" w:w="1587"/>
+          </w:tcPr>
+          <w:p>
+            <w:r/>
+            <w:hyperlink r:id="rId24">
+              <w:r>
+                <w:rPr>
+                  <w:color w:val="0563C1"/>
+                  <w:u w:val="single"/>
+                  <w:sz w:val="18"/>
+                  <w:rFonts w:ascii="Calibri" w:hAnsi="Calibri"/>
+                </w:rPr>
+                <w:t xml:space="preserve">[2022] KEELRC 3772 (PDF)</w:t>
+              </w:r>
+            </w:hyperlink>
           </w:p>
         </w:tc>
       </w:tr>
@@ -1342,6 +1790,7 @@
         <w:rPr>
           <w:rFonts w:ascii="Calibri" w:hAnsi="Calibri" w:eastAsia="Calibri"/>
           <w:b w:val="0"/>
+          <w:i w:val="0"/>
           <w:sz w:val="24"/>
         </w:rPr>
         <w:t>Суды везде отделяют «файл существует» от «файл допустим и доказывает нужный факт».</w:t>
@@ -1355,6 +1804,7 @@
         <w:rPr>
           <w:rFonts w:ascii="Calibri" w:hAnsi="Calibri" w:eastAsia="Calibri"/>
           <w:b w:val="0"/>
+          <w:i w:val="0"/>
           <w:sz w:val="24"/>
         </w:rPr>
         <w:t>Квалифицированная / advanced подпись усиливает позицию, но не всегда достаточна: Германия требует проверяемый Zugang, Кения — сертификат 106B, Франция — именно QES для презумпции.</w:t>
@@ -1368,6 +1818,7 @@
         <w:rPr>
           <w:rFonts w:ascii="Calibri" w:hAnsi="Calibri" w:eastAsia="Calibri"/>
           <w:b w:val="0"/>
+          <w:i w:val="0"/>
           <w:sz w:val="24"/>
         </w:rPr>
         <w:t>В срезе ОТ суды (DE, IE, FR, KE) проверяют, было ли обучение/инструктаж по конкретной опасности, а не «есть ли журнал».</w:t>
@@ -1381,6 +1832,7 @@
         <w:rPr>
           <w:rFonts w:ascii="Calibri" w:hAnsi="Calibri" w:eastAsia="Calibri"/>
           <w:b w:val="0"/>
+          <w:i w:val="0"/>
           <w:sz w:val="24"/>
         </w:rPr>
         <w:t>Скан / pantallazos / клик без идентификации нигде не получают автоматической силы QES/ЭЦП.</w:t>
@@ -1394,10 +1846,184 @@
         <w:rPr>
           <w:rFonts w:ascii="Calibri" w:hAnsi="Calibri" w:eastAsia="Calibri"/>
           <w:b w:val="0"/>
+          <w:i w:val="0"/>
           <w:sz w:val="24"/>
         </w:rPr>
         <w:t>Ни один суд не сформулировал правило «электронная форма инструктажа всегда ничтожна» — такого запрета в практике нет; запреты, где они есть, статутные (РФ, сербский Form 6).</w:t>
       </w:r>
+    </w:p>
+    <w:p>
+      <w:pPr>
+        <w:spacing w:before="0" w:after="200"/>
+      </w:pPr>
+      <w:r>
+        <w:rPr>
+          <w:rFonts w:ascii="Calibri" w:hAnsi="Calibri" w:eastAsia="Calibri"/>
+          <w:b w:val="0"/>
+          <w:i/>
+          <w:color w:val="535353"/>
+          <w:sz w:val="18"/>
+        </w:rPr>
+        <w:t xml:space="preserve">Проверить: </w:t>
+      </w:r>
+      <w:hyperlink r:id="rId12">
+        <w:r>
+          <w:rPr>
+            <w:color w:val="0563C1"/>
+            <w:u w:val="single"/>
+            <w:sz w:val="18"/>
+            <w:rFonts w:ascii="Calibri" w:hAnsi="Calibri"/>
+          </w:rPr>
+          <w:t xml:space="preserve">Официальный PDF BGH VIII ZR 155/23</w:t>
+        </w:r>
+      </w:hyperlink>
+      <w:r>
+        <w:rPr>
+          <w:rFonts w:ascii="Calibri" w:hAnsi="Calibri" w:eastAsia="Calibri"/>
+          <w:b w:val="0"/>
+          <w:i w:val="0"/>
+          <w:color w:val="535353"/>
+          <w:sz w:val="18"/>
+        </w:rPr>
+        <w:t xml:space="preserve">  ·  </w:t>
+      </w:r>
+      <w:hyperlink r:id="rId14">
+        <w:r>
+          <w:rPr>
+            <w:color w:val="0563C1"/>
+            <w:u w:val="single"/>
+            <w:sz w:val="18"/>
+            <w:rFonts w:ascii="Calibri" w:hAnsi="Calibri"/>
+          </w:rPr>
+          <w:t xml:space="preserve">Ст. 84 ХПК</w:t>
+        </w:r>
+      </w:hyperlink>
+      <w:r>
+        <w:rPr>
+          <w:rFonts w:ascii="Calibri" w:hAnsi="Calibri" w:eastAsia="Calibri"/>
+          <w:b w:val="0"/>
+          <w:i w:val="0"/>
+          <w:color w:val="535353"/>
+          <w:sz w:val="18"/>
+        </w:rPr>
+        <w:t xml:space="preserve">  ·  </w:t>
+      </w:r>
+      <w:hyperlink r:id="rId15">
+        <w:r>
+          <w:rPr>
+            <w:color w:val="0563C1"/>
+            <w:u w:val="single"/>
+            <w:sz w:val="18"/>
+            <w:rFonts w:ascii="Calibri" w:hAnsi="Calibri"/>
+          </w:rPr>
+          <w:t xml:space="preserve">PR Legal: Constitutional Court, XI.2023</w:t>
+        </w:r>
+      </w:hyperlink>
+      <w:r>
+        <w:rPr>
+          <w:rFonts w:ascii="Calibri" w:hAnsi="Calibri" w:eastAsia="Calibri"/>
+          <w:b w:val="0"/>
+          <w:i w:val="0"/>
+          <w:color w:val="535353"/>
+          <w:sz w:val="18"/>
+        </w:rPr>
+        <w:t xml:space="preserve">  ·  </w:t>
+      </w:r>
+      <w:hyperlink r:id="rId17">
+        <w:r>
+          <w:rPr>
+            <w:color w:val="0563C1"/>
+            <w:u w:val="single"/>
+            <w:sz w:val="18"/>
+            <w:rFonts w:ascii="Calibri" w:hAnsi="Calibri"/>
+          </w:rPr>
+          <w:t xml:space="preserve">Ley 6/2020 / LEC 326.4</w:t>
+        </w:r>
+      </w:hyperlink>
+      <w:r>
+        <w:rPr>
+          <w:rFonts w:ascii="Calibri" w:hAnsi="Calibri" w:eastAsia="Calibri"/>
+          <w:b w:val="0"/>
+          <w:i w:val="0"/>
+          <w:color w:val="535353"/>
+          <w:sz w:val="18"/>
+        </w:rPr>
+        <w:t xml:space="preserve">  ·  </w:t>
+      </w:r>
+      <w:hyperlink r:id="rId19">
+        <w:r>
+          <w:rPr>
+            <w:color w:val="0563C1"/>
+            <w:u w:val="single"/>
+            <w:sz w:val="18"/>
+            <w:rFonts w:ascii="Calibri" w:hAnsi="Calibri"/>
+          </w:rPr>
+          <w:t xml:space="preserve">BAILII: [2010] IEHC 47</w:t>
+        </w:r>
+      </w:hyperlink>
+      <w:r>
+        <w:rPr>
+          <w:rFonts w:ascii="Calibri" w:hAnsi="Calibri" w:eastAsia="Calibri"/>
+          <w:b w:val="0"/>
+          <w:i w:val="0"/>
+          <w:color w:val="535353"/>
+          <w:sz w:val="18"/>
+        </w:rPr>
+        <w:t xml:space="preserve">  ·  </w:t>
+      </w:r>
+      <w:hyperlink r:id="rId21">
+        <w:r>
+          <w:rPr>
+            <w:color w:val="0563C1"/>
+            <w:u w:val="single"/>
+            <w:sz w:val="18"/>
+            <w:rFonts w:ascii="Calibri" w:hAnsi="Calibri"/>
+          </w:rPr>
+          <w:t xml:space="preserve">Legalis: arrêt 5 mars 2026</w:t>
+        </w:r>
+      </w:hyperlink>
+      <w:r>
+        <w:rPr>
+          <w:rFonts w:ascii="Calibri" w:hAnsi="Calibri" w:eastAsia="Calibri"/>
+          <w:b w:val="0"/>
+          <w:i w:val="0"/>
+          <w:color w:val="535353"/>
+          <w:sz w:val="18"/>
+        </w:rPr>
+        <w:t xml:space="preserve">  ·  </w:t>
+      </w:r>
+      <w:hyperlink r:id="rId23">
+        <w:r>
+          <w:rPr>
+            <w:color w:val="0563C1"/>
+            <w:u w:val="single"/>
+            <w:sz w:val="18"/>
+            <w:rFonts w:ascii="Calibri" w:hAnsi="Calibri"/>
+          </w:rPr>
+          <w:t xml:space="preserve">Kenya Law: [2025] KEELC 392</w:t>
+        </w:r>
+      </w:hyperlink>
+      <w:r>
+        <w:rPr>
+          <w:rFonts w:ascii="Calibri" w:hAnsi="Calibri" w:eastAsia="Calibri"/>
+          <w:b w:val="0"/>
+          <w:i w:val="0"/>
+          <w:color w:val="535353"/>
+          <w:sz w:val="18"/>
+        </w:rPr>
+        <w:t xml:space="preserve">  ·  </w:t>
+      </w:r>
+      <w:hyperlink r:id="rId11">
+        <w:r>
+          <w:rPr>
+            <w:color w:val="0563C1"/>
+            <w:u w:val="single"/>
+            <w:sz w:val="18"/>
+            <w:rFonts w:ascii="Calibri" w:hAnsi="Calibri"/>
+          </w:rPr>
+          <w:t xml:space="preserve">ТК РФ, ст. 22.1 ч. 3 (исключения из кадрового ЭДО)</w:t>
+        </w:r>
+      </w:hyperlink>
     </w:p>
     <w:p>
       <w:pPr>
@@ -1412,30 +2038,300 @@
         <w:rPr>
           <w:rFonts w:ascii="Calibri" w:hAnsi="Calibri" w:eastAsia="Calibri"/>
           <w:b w:val="0"/>
+          <w:i w:val="0"/>
           <w:sz w:val="24"/>
         </w:rPr>
         <w:t>Ось A — презумпция против свободной оценки. Испания (LEC 326.4) и Франция (только QES) стоят на презумпции, но по‑разному: Испания даёт её квалифицированному сервису и штрафует легкомысленное оспаривание; Франция в 2026 г. запретила презумпцию, пока не доказан qualified‑статус. Ирландия и (уголовная) Испания по WhatsApp ближе к свободной оценке. Кения формально имеет презумпции Evidence Act, но вход перекрыт 106B.</w:t>
       </w:r>
     </w:p>
     <w:p>
+      <w:pPr>
+        <w:spacing w:before="0" w:after="200"/>
+      </w:pPr>
       <w:r>
         <w:rPr>
           <w:rFonts w:ascii="Calibri" w:hAnsi="Calibri" w:eastAsia="Calibri"/>
           <w:b w:val="0"/>
+          <w:i/>
+          <w:color w:val="535353"/>
+          <w:sz w:val="18"/>
+        </w:rPr>
+        <w:t xml:space="preserve">Проверить: </w:t>
+      </w:r>
+      <w:hyperlink r:id="rId25">
+        <w:r>
+          <w:rPr>
+            <w:color w:val="0563C1"/>
+            <w:u w:val="single"/>
+            <w:sz w:val="18"/>
+            <w:rFonts w:ascii="Calibri" w:hAnsi="Calibri"/>
+          </w:rPr>
+          <w:t xml:space="preserve">LEC, art. 326 (BOE, текст кодекса)</w:t>
+        </w:r>
+      </w:hyperlink>
+      <w:r>
+        <w:rPr>
+          <w:rFonts w:ascii="Calibri" w:hAnsi="Calibri" w:eastAsia="Calibri"/>
+          <w:b w:val="0"/>
+          <w:i w:val="0"/>
+          <w:color w:val="535353"/>
+          <w:sz w:val="18"/>
+        </w:rPr>
+        <w:t xml:space="preserve">  ·  </w:t>
+      </w:r>
+      <w:hyperlink r:id="rId21">
+        <w:r>
+          <w:rPr>
+            <w:color w:val="0563C1"/>
+            <w:u w:val="single"/>
+            <w:sz w:val="18"/>
+            <w:rFonts w:ascii="Calibri" w:hAnsi="Calibri"/>
+          </w:rPr>
+          <w:t xml:space="preserve">Cass. 3e civ., 5 mars 2026, n° 24‑21.034 (Legalis)</w:t>
+        </w:r>
+      </w:hyperlink>
+      <w:r>
+        <w:rPr>
+          <w:rFonts w:ascii="Calibri" w:hAnsi="Calibri" w:eastAsia="Calibri"/>
+          <w:b w:val="0"/>
+          <w:i w:val="0"/>
+          <w:color w:val="535353"/>
+          <w:sz w:val="18"/>
+        </w:rPr>
+        <w:t xml:space="preserve">  ·  </w:t>
+      </w:r>
+      <w:hyperlink r:id="rId26">
+        <w:r>
+          <w:rPr>
+            <w:color w:val="0563C1"/>
+            <w:u w:val="single"/>
+            <w:sz w:val="18"/>
+            <w:rFonts w:ascii="Calibri" w:hAnsi="Calibri"/>
+          </w:rPr>
+          <w:t xml:space="preserve">Evidence Act Cap 80 (Kenya Law)</w:t>
+        </w:r>
+      </w:hyperlink>
+    </w:p>
+    <w:p>
+      <w:r>
+        <w:rPr>
+          <w:rFonts w:ascii="Calibri" w:hAnsi="Calibri" w:eastAsia="Calibri"/>
+          <w:b w:val="0"/>
+          <w:i w:val="0"/>
           <w:sz w:val="24"/>
         </w:rPr>
         <w:t>Ось B — канал подачи. Сербия (Конституционный суд 2023, Ниш Gž 1664/20) и Кения (KEELC 392) могут счесть электронный акт несуществующим из‑за канала/сертификата. Германия (BGH 155/23) бьёт не по каналу суда, а по возможности адресата проверить QES.</w:t>
       </w:r>
     </w:p>
     <w:p>
+      <w:pPr>
+        <w:spacing w:before="0" w:after="200"/>
+      </w:pPr>
       <w:r>
         <w:rPr>
           <w:rFonts w:ascii="Calibri" w:hAnsi="Calibri" w:eastAsia="Calibri"/>
           <w:b w:val="0"/>
+          <w:i/>
+          <w:color w:val="535353"/>
+          <w:sz w:val="18"/>
+        </w:rPr>
+        <w:t xml:space="preserve">Проверить: </w:t>
+      </w:r>
+      <w:hyperlink r:id="rId15">
+        <w:r>
+          <w:rPr>
+            <w:color w:val="0563C1"/>
+            <w:u w:val="single"/>
+            <w:sz w:val="18"/>
+            <w:rFonts w:ascii="Calibri" w:hAnsi="Calibri"/>
+          </w:rPr>
+          <w:t xml:space="preserve">PR Legal: Constitutional Court, XI.2023</w:t>
+        </w:r>
+      </w:hyperlink>
+      <w:r>
+        <w:rPr>
+          <w:rFonts w:ascii="Calibri" w:hAnsi="Calibri" w:eastAsia="Calibri"/>
+          <w:b w:val="0"/>
+          <w:i w:val="0"/>
+          <w:color w:val="535353"/>
+          <w:sz w:val="18"/>
+        </w:rPr>
+        <w:t xml:space="preserve">  ·  </w:t>
+      </w:r>
+      <w:hyperlink r:id="rId23">
+        <w:r>
+          <w:rPr>
+            <w:color w:val="0563C1"/>
+            <w:u w:val="single"/>
+            <w:sz w:val="18"/>
+            <w:rFonts w:ascii="Calibri" w:hAnsi="Calibri"/>
+          </w:rPr>
+          <w:t xml:space="preserve">Kenya Law: [2025] KEELC 392</w:t>
+        </w:r>
+      </w:hyperlink>
+      <w:r>
+        <w:rPr>
+          <w:rFonts w:ascii="Calibri" w:hAnsi="Calibri" w:eastAsia="Calibri"/>
+          <w:b w:val="0"/>
+          <w:i w:val="0"/>
+          <w:color w:val="535353"/>
+          <w:sz w:val="18"/>
+        </w:rPr>
+        <w:t xml:space="preserve">  ·  </w:t>
+      </w:r>
+      <w:hyperlink r:id="rId12">
+        <w:r>
+          <w:rPr>
+            <w:color w:val="0563C1"/>
+            <w:u w:val="single"/>
+            <w:sz w:val="18"/>
+            <w:rFonts w:ascii="Calibri" w:hAnsi="Calibri"/>
+          </w:rPr>
+          <w:t xml:space="preserve">Официальный PDF BGH VIII ZR 155/23</w:t>
+        </w:r>
+      </w:hyperlink>
+    </w:p>
+    <w:p>
+      <w:r>
+        <w:rPr>
+          <w:rFonts w:ascii="Calibri" w:hAnsi="Calibri" w:eastAsia="Calibri"/>
+          <w:b w:val="0"/>
+          <w:i w:val="0"/>
           <w:sz w:val="24"/>
         </w:rPr>
         <w:t>Ось C — охрана труда. Беларусь закрывает вопрос нормой (журнал можно), а не судом. Сербия закрывает вопрос нормой (Form 6 нельзя). Германия (BAG 104/09) и Ирландия (Redmond) закрывают вопрос содержанием обучения. Франция (22‑15.624) — бременем мер после НС. Кения (Bigot Flowers) — статутной обязанностью обучить по OSHA s. 99.</w:t>
       </w:r>
+    </w:p>
+    <w:p>
+      <w:pPr>
+        <w:spacing w:before="0" w:after="200"/>
+      </w:pPr>
+      <w:r>
+        <w:rPr>
+          <w:rFonts w:ascii="Calibri" w:hAnsi="Calibri" w:eastAsia="Calibri"/>
+          <w:b w:val="0"/>
+          <w:i/>
+          <w:color w:val="535353"/>
+          <w:sz w:val="18"/>
+        </w:rPr>
+        <w:t xml:space="preserve">Проверить: </w:t>
+      </w:r>
+      <w:hyperlink r:id="rId9">
+        <w:r>
+          <w:rPr>
+            <w:color w:val="0563C1"/>
+            <w:u w:val="single"/>
+            <w:sz w:val="18"/>
+            <w:rFonts w:ascii="Calibri" w:hAnsi="Calibri"/>
+          </w:rPr>
+          <w:t xml:space="preserve">Инструкция № 175, актуальный PDF Минтруда (п. 35)</w:t>
+        </w:r>
+      </w:hyperlink>
+      <w:r>
+        <w:rPr>
+          <w:rFonts w:ascii="Calibri" w:hAnsi="Calibri" w:eastAsia="Calibri"/>
+          <w:b w:val="0"/>
+          <w:i w:val="0"/>
+          <w:color w:val="535353"/>
+          <w:sz w:val="18"/>
+        </w:rPr>
+        <w:t xml:space="preserve">  ·  </w:t>
+      </w:r>
+      <w:hyperlink r:id="rId10">
+        <w:r>
+          <w:rPr>
+            <w:color w:val="0563C1"/>
+            <w:u w:val="single"/>
+            <w:sz w:val="18"/>
+            <w:rFonts w:ascii="Calibri" w:hAnsi="Calibri"/>
+          </w:rPr>
+          <w:t xml:space="preserve">Закон о БЗР РС 35/2023 (Paragraf)</w:t>
+        </w:r>
+      </w:hyperlink>
+      <w:r>
+        <w:rPr>
+          <w:rFonts w:ascii="Calibri" w:hAnsi="Calibri" w:eastAsia="Calibri"/>
+          <w:b w:val="0"/>
+          <w:i w:val="0"/>
+          <w:color w:val="535353"/>
+          <w:sz w:val="18"/>
+        </w:rPr>
+        <w:t xml:space="preserve">  ·  </w:t>
+      </w:r>
+      <w:hyperlink r:id="rId13">
+        <w:r>
+          <w:rPr>
+            <w:color w:val="0563C1"/>
+            <w:u w:val="single"/>
+            <w:sz w:val="18"/>
+            <w:rFonts w:ascii="Calibri" w:hAnsi="Calibri"/>
+          </w:rPr>
+          <w:t xml:space="preserve">BAG 1 ABR 104/09, официальная страница</w:t>
+        </w:r>
+      </w:hyperlink>
+      <w:r>
+        <w:rPr>
+          <w:rFonts w:ascii="Calibri" w:hAnsi="Calibri" w:eastAsia="Calibri"/>
+          <w:b w:val="0"/>
+          <w:i w:val="0"/>
+          <w:color w:val="535353"/>
+          <w:sz w:val="18"/>
+        </w:rPr>
+        <w:t xml:space="preserve">  ·  </w:t>
+      </w:r>
+      <w:hyperlink r:id="rId20">
+        <w:r>
+          <w:rPr>
+            <w:color w:val="0563C1"/>
+            <w:u w:val="single"/>
+            <w:sz w:val="18"/>
+            <w:rFonts w:ascii="Calibri" w:hAnsi="Calibri"/>
+          </w:rPr>
+          <w:t xml:space="preserve">[2024] IEHC 167 (BAILII)</w:t>
+        </w:r>
+      </w:hyperlink>
+      <w:r>
+        <w:rPr>
+          <w:rFonts w:ascii="Calibri" w:hAnsi="Calibri" w:eastAsia="Calibri"/>
+          <w:b w:val="0"/>
+          <w:i w:val="0"/>
+          <w:color w:val="535353"/>
+          <w:sz w:val="18"/>
+        </w:rPr>
+        <w:t xml:space="preserve">  ·  </w:t>
+      </w:r>
+      <w:hyperlink r:id="rId22">
+        <w:r>
+          <w:rPr>
+            <w:color w:val="0563C1"/>
+            <w:u w:val="single"/>
+            <w:sz w:val="18"/>
+            <w:rFonts w:ascii="Calibri" w:hAnsi="Calibri"/>
+          </w:rPr>
+          <w:t xml:space="preserve">22‑15.624, обзор</w:t>
+        </w:r>
+      </w:hyperlink>
+      <w:r>
+        <w:rPr>
+          <w:rFonts w:ascii="Calibri" w:hAnsi="Calibri" w:eastAsia="Calibri"/>
+          <w:b w:val="0"/>
+          <w:i w:val="0"/>
+          <w:color w:val="535353"/>
+          <w:sz w:val="18"/>
+        </w:rPr>
+        <w:t xml:space="preserve">  ·  </w:t>
+      </w:r>
+      <w:hyperlink r:id="rId24">
+        <w:r>
+          <w:rPr>
+            <w:color w:val="0563C1"/>
+            <w:u w:val="single"/>
+            <w:sz w:val="18"/>
+            <w:rFonts w:ascii="Calibri" w:hAnsi="Calibri"/>
+          </w:rPr>
+          <w:t xml:space="preserve">[2022] KEELRC 3772 (PDF)</w:t>
+        </w:r>
+      </w:hyperlink>
     </w:p>
     <w:p>
       <w:pPr>
@@ -1453,10 +2349,37 @@
         <w:rPr>
           <w:rFonts w:ascii="Calibri" w:hAnsi="Calibri" w:eastAsia="Calibri"/>
           <w:b w:val="0"/>
+          <w:i w:val="0"/>
           <w:sz w:val="24"/>
         </w:rPr>
         <w:t>Российская ст. 22.1(3) ТК — статутный запрет носителя, а не вывод суда. Среди 14 карточек нет судебного «подтверждения», что электронный журнал ОТ всегда недопустим.</w:t>
       </w:r>
+    </w:p>
+    <w:p>
+      <w:pPr>
+        <w:spacing w:before="0" w:after="200"/>
+      </w:pPr>
+      <w:r>
+        <w:rPr>
+          <w:rFonts w:ascii="Calibri" w:hAnsi="Calibri" w:eastAsia="Calibri"/>
+          <w:b w:val="0"/>
+          <w:i/>
+          <w:color w:val="535353"/>
+          <w:sz w:val="18"/>
+        </w:rPr>
+        <w:t xml:space="preserve">Проверить: </w:t>
+      </w:r>
+      <w:hyperlink r:id="rId11">
+        <w:r>
+          <w:rPr>
+            <w:color w:val="0563C1"/>
+            <w:u w:val="single"/>
+            <w:sz w:val="18"/>
+            <w:rFonts w:ascii="Calibri" w:hAnsi="Calibri"/>
+          </w:rPr>
+          <w:t xml:space="preserve">ТК РФ, ст. 22.1 ч. 3 (исключения из кадрового ЭДО)</w:t>
+        </w:r>
+      </w:hyperlink>
     </w:p>
     <w:p>
       <w:pPr>
@@ -1466,10 +2389,58 @@
         <w:rPr>
           <w:rFonts w:ascii="Calibri" w:hAnsi="Calibri" w:eastAsia="Calibri"/>
           <w:b w:val="0"/>
+          <w:i w:val="0"/>
           <w:sz w:val="24"/>
         </w:rPr>
         <w:t>Белорусская линия ст. 84 ХПК + п. 35 Инстр. 175 показывает, как тот же постсоветский журнал становится электронным доказательством без ломки процесса.</w:t>
       </w:r>
+    </w:p>
+    <w:p>
+      <w:pPr>
+        <w:spacing w:before="0" w:after="200"/>
+      </w:pPr>
+      <w:r>
+        <w:rPr>
+          <w:rFonts w:ascii="Calibri" w:hAnsi="Calibri" w:eastAsia="Calibri"/>
+          <w:b w:val="0"/>
+          <w:i/>
+          <w:color w:val="535353"/>
+          <w:sz w:val="18"/>
+        </w:rPr>
+        <w:t xml:space="preserve">Проверить: </w:t>
+      </w:r>
+      <w:hyperlink r:id="rId14">
+        <w:r>
+          <w:rPr>
+            <w:color w:val="0563C1"/>
+            <w:u w:val="single"/>
+            <w:sz w:val="18"/>
+            <w:rFonts w:ascii="Calibri" w:hAnsi="Calibri"/>
+          </w:rPr>
+          <w:t xml:space="preserve">Ст. 84 ХПК РБ</w:t>
+        </w:r>
+      </w:hyperlink>
+      <w:r>
+        <w:rPr>
+          <w:rFonts w:ascii="Calibri" w:hAnsi="Calibri" w:eastAsia="Calibri"/>
+          <w:b w:val="0"/>
+          <w:i w:val="0"/>
+          <w:color w:val="535353"/>
+          <w:sz w:val="18"/>
+        </w:rPr>
+        <w:t xml:space="preserve">  ·  </w:t>
+      </w:r>
+      <w:hyperlink r:id="rId9">
+        <w:r>
+          <w:rPr>
+            <w:color w:val="0563C1"/>
+            <w:u w:val="single"/>
+            <w:sz w:val="18"/>
+            <w:rFonts w:ascii="Calibri" w:hAnsi="Calibri"/>
+          </w:rPr>
+          <w:t xml:space="preserve">Инструкция № 175, актуальный PDF Минтруда (п. 35)</w:t>
+        </w:r>
+      </w:hyperlink>
     </w:p>
     <w:p>
       <w:pPr>
@@ -1479,10 +2450,79 @@
         <w:rPr>
           <w:rFonts w:ascii="Calibri" w:hAnsi="Calibri" w:eastAsia="Calibri"/>
           <w:b w:val="0"/>
+          <w:i w:val="0"/>
           <w:sz w:val="24"/>
         </w:rPr>
         <w:t>Французские 24‑21.034 и 21‑19.841 полезны против «клик‑журналов» и сканов подписи — это можно внедрить, не сохраняя запрет ст. 22.1(3).</w:t>
       </w:r>
+    </w:p>
+    <w:p>
+      <w:pPr>
+        <w:spacing w:before="0" w:after="200"/>
+      </w:pPr>
+      <w:r>
+        <w:rPr>
+          <w:rFonts w:ascii="Calibri" w:hAnsi="Calibri" w:eastAsia="Calibri"/>
+          <w:b w:val="0"/>
+          <w:i/>
+          <w:color w:val="535353"/>
+          <w:sz w:val="18"/>
+        </w:rPr>
+        <w:t xml:space="preserve">Проверить: </w:t>
+      </w:r>
+      <w:hyperlink r:id="rId21">
+        <w:r>
+          <w:rPr>
+            <w:color w:val="0563C1"/>
+            <w:u w:val="single"/>
+            <w:sz w:val="18"/>
+            <w:rFonts w:ascii="Calibri" w:hAnsi="Calibri"/>
+          </w:rPr>
+          <w:t xml:space="preserve">Legalis: arrêt 5 mars 2026</w:t>
+        </w:r>
+      </w:hyperlink>
+      <w:r>
+        <w:rPr>
+          <w:rFonts w:ascii="Calibri" w:hAnsi="Calibri" w:eastAsia="Calibri"/>
+          <w:b w:val="0"/>
+          <w:i w:val="0"/>
+          <w:color w:val="535353"/>
+          <w:sz w:val="18"/>
+        </w:rPr>
+        <w:t xml:space="preserve">  ·  </w:t>
+      </w:r>
+      <w:hyperlink r:id="rId27">
+        <w:r>
+          <w:rPr>
+            <w:color w:val="0563C1"/>
+            <w:u w:val="single"/>
+            <w:sz w:val="18"/>
+            <w:rFonts w:ascii="Calibri" w:hAnsi="Calibri"/>
+          </w:rPr>
+          <w:t xml:space="preserve">Cass. soc. 28.02.2024, n° 22‑15.624 (обзор)</w:t>
+        </w:r>
+      </w:hyperlink>
+      <w:r>
+        <w:rPr>
+          <w:rFonts w:ascii="Calibri" w:hAnsi="Calibri" w:eastAsia="Calibri"/>
+          <w:b w:val="0"/>
+          <w:i w:val="0"/>
+          <w:color w:val="535353"/>
+          <w:sz w:val="18"/>
+        </w:rPr>
+        <w:t xml:space="preserve">  ·  </w:t>
+      </w:r>
+      <w:hyperlink r:id="rId28">
+        <w:r>
+          <w:rPr>
+            <w:color w:val="0563C1"/>
+            <w:u w:val="single"/>
+            <w:sz w:val="18"/>
+            <w:rFonts w:ascii="Calibri" w:hAnsi="Calibri"/>
+          </w:rPr>
+          <w:t xml:space="preserve">Cass. soc. 14.12.2022, n° 21‑19.841 (KPMG)</w:t>
+        </w:r>
+      </w:hyperlink>
     </w:p>
     <w:p>
       <w:pPr>
@@ -1492,10 +2532,58 @@
         <w:rPr>
           <w:rFonts w:ascii="Calibri" w:hAnsi="Calibri" w:eastAsia="Calibri"/>
           <w:b w:val="0"/>
+          <w:i w:val="0"/>
           <w:sz w:val="24"/>
         </w:rPr>
         <w:t>Кенийский 106B показывает риск, которого РФ лучше избежать: дополнительный процессуальный ярлык убьёт массовый электронный инструктаж.</w:t>
       </w:r>
+    </w:p>
+    <w:p>
+      <w:pPr>
+        <w:spacing w:before="0" w:after="200"/>
+      </w:pPr>
+      <w:r>
+        <w:rPr>
+          <w:rFonts w:ascii="Calibri" w:hAnsi="Calibri" w:eastAsia="Calibri"/>
+          <w:b w:val="0"/>
+          <w:i/>
+          <w:color w:val="535353"/>
+          <w:sz w:val="18"/>
+        </w:rPr>
+        <w:t xml:space="preserve">Проверить: </w:t>
+      </w:r>
+      <w:hyperlink r:id="rId26">
+        <w:r>
+          <w:rPr>
+            <w:color w:val="0563C1"/>
+            <w:u w:val="single"/>
+            <w:sz w:val="18"/>
+            <w:rFonts w:ascii="Calibri" w:hAnsi="Calibri"/>
+          </w:rPr>
+          <w:t xml:space="preserve">Evidence Act Cap 80 (Kenya Law)</w:t>
+        </w:r>
+      </w:hyperlink>
+      <w:r>
+        <w:rPr>
+          <w:rFonts w:ascii="Calibri" w:hAnsi="Calibri" w:eastAsia="Calibri"/>
+          <w:b w:val="0"/>
+          <w:i w:val="0"/>
+          <w:color w:val="535353"/>
+          <w:sz w:val="18"/>
+        </w:rPr>
+        <w:t xml:space="preserve">  ·  </w:t>
+      </w:r>
+      <w:hyperlink r:id="rId29">
+        <w:r>
+          <w:rPr>
+            <w:color w:val="0563C1"/>
+            <w:u w:val="single"/>
+            <w:sz w:val="18"/>
+            <w:rFonts w:ascii="Calibri" w:hAnsi="Calibri"/>
+          </w:rPr>
+          <w:t xml:space="preserve">Evidence Act Cap 80, s. 106B (lex)</w:t>
+        </w:r>
+      </w:hyperlink>
     </w:p>
     <w:p>
       <w:pPr>
@@ -1505,10 +2593,37 @@
         <w:rPr>
           <w:rFonts w:ascii="Calibri" w:hAnsi="Calibri" w:eastAsia="Calibri"/>
           <w:b w:val="0"/>
+          <w:i w:val="0"/>
           <w:sz w:val="24"/>
         </w:rPr>
         <w:t>Немецкий Zugang (BGH) стоит учесть для уведомлений и юридически значимых сообщений, не обязательно для внутренней отметки в журнале.</w:t>
       </w:r>
+    </w:p>
+    <w:p>
+      <w:pPr>
+        <w:spacing w:before="0" w:after="200"/>
+      </w:pPr>
+      <w:r>
+        <w:rPr>
+          <w:rFonts w:ascii="Calibri" w:hAnsi="Calibri" w:eastAsia="Calibri"/>
+          <w:b w:val="0"/>
+          <w:i/>
+          <w:color w:val="535353"/>
+          <w:sz w:val="18"/>
+        </w:rPr>
+        <w:t xml:space="preserve">Проверить: </w:t>
+      </w:r>
+      <w:hyperlink r:id="rId12">
+        <w:r>
+          <w:rPr>
+            <w:color w:val="0563C1"/>
+            <w:u w:val="single"/>
+            <w:sz w:val="18"/>
+            <w:rFonts w:ascii="Calibri" w:hAnsi="Calibri"/>
+          </w:rPr>
+          <w:t xml:space="preserve">Официальный PDF BGH VIII ZR 155/23</w:t>
+        </w:r>
+      </w:hyperlink>
     </w:p>
     <w:p>
       <w:pPr>
@@ -1523,10 +2638,79 @@
         <w:rPr>
           <w:rFonts w:ascii="Calibri" w:hAnsi="Calibri" w:eastAsia="Calibri"/>
           <w:b w:val="0"/>
+          <w:i w:val="0"/>
           <w:sz w:val="24"/>
         </w:rPr>
         <w:t>Сравнивать «судебную практику ЭДО в ОТ» как набор одинаковых прецедентов нельзя: предмет судов разный. Корректная рамка — три вопроса, на которые страны отвечают по‑разному: (1) можно ли вообще вести запись электронно; (2) какая подпись/сервис даёт презумпцию; (3) доказывает ли запись именно обучение по данной опасности. РФ сейчас отвечает на (1) «нет» для журналов и актов НС в КЭДО. Семёрка в основном отвечает «да» на (1) и спорит про (2) и (3). Исключения: Сербия (нет на (1) только для Form 6) и Кения (да на (1) в законе ОТ, но «может быть нет» на допустимости в суде).</w:t>
       </w:r>
+    </w:p>
+    <w:p>
+      <w:pPr>
+        <w:spacing w:before="0" w:after="200"/>
+      </w:pPr>
+      <w:r>
+        <w:rPr>
+          <w:rFonts w:ascii="Calibri" w:hAnsi="Calibri" w:eastAsia="Calibri"/>
+          <w:b w:val="0"/>
+          <w:i/>
+          <w:color w:val="535353"/>
+          <w:sz w:val="18"/>
+        </w:rPr>
+        <w:t xml:space="preserve">Проверить: </w:t>
+      </w:r>
+      <w:hyperlink r:id="rId11">
+        <w:r>
+          <w:rPr>
+            <w:color w:val="0563C1"/>
+            <w:u w:val="single"/>
+            <w:sz w:val="18"/>
+            <w:rFonts w:ascii="Calibri" w:hAnsi="Calibri"/>
+          </w:rPr>
+          <w:t xml:space="preserve">ТК РФ, ст. 22.1 ч. 3 (исключения из кадрового ЭДО)</w:t>
+        </w:r>
+      </w:hyperlink>
+      <w:r>
+        <w:rPr>
+          <w:rFonts w:ascii="Calibri" w:hAnsi="Calibri" w:eastAsia="Calibri"/>
+          <w:b w:val="0"/>
+          <w:i w:val="0"/>
+          <w:color w:val="535353"/>
+          <w:sz w:val="18"/>
+        </w:rPr>
+        <w:t xml:space="preserve">  ·  </w:t>
+      </w:r>
+      <w:hyperlink r:id="rId10">
+        <w:r>
+          <w:rPr>
+            <w:color w:val="0563C1"/>
+            <w:u w:val="single"/>
+            <w:sz w:val="18"/>
+            <w:rFonts w:ascii="Calibri" w:hAnsi="Calibri"/>
+          </w:rPr>
+          <w:t xml:space="preserve">Закон о БЗР РС 35/2023 (Paragraf)</w:t>
+        </w:r>
+      </w:hyperlink>
+      <w:r>
+        <w:rPr>
+          <w:rFonts w:ascii="Calibri" w:hAnsi="Calibri" w:eastAsia="Calibri"/>
+          <w:b w:val="0"/>
+          <w:i w:val="0"/>
+          <w:color w:val="535353"/>
+          <w:sz w:val="18"/>
+        </w:rPr>
+        <w:t xml:space="preserve">  ·  </w:t>
+      </w:r>
+      <w:hyperlink r:id="rId26">
+        <w:r>
+          <w:rPr>
+            <w:color w:val="0563C1"/>
+            <w:u w:val="single"/>
+            <w:sz w:val="18"/>
+            <w:rFonts w:ascii="Calibri" w:hAnsi="Calibri"/>
+          </w:rPr>
+          <w:t xml:space="preserve">Evidence Act Cap 80 (Kenya Law)</w:t>
+        </w:r>
+      </w:hyperlink>
     </w:p>
     <w:p>
       <w:pPr>
@@ -1544,11 +2728,12 @@
         <w:rPr>
           <w:rFonts w:ascii="Calibri" w:hAnsi="Calibri" w:eastAsia="Calibri"/>
           <w:b w:val="0"/>
+          <w:i w:val="0"/>
           <w:sz w:val="22"/>
         </w:rPr>
         <w:t xml:space="preserve">Официальный PDF BGH VIII ZR 155/23: </w:t>
       </w:r>
-      <w:hyperlink r:id="rId9">
+      <w:hyperlink r:id="rId12">
         <w:r>
           <w:rPr>
             <w:color w:val="0563C1"/>
@@ -1568,11 +2753,37 @@
         <w:rPr>
           <w:rFonts w:ascii="Calibri" w:hAnsi="Calibri" w:eastAsia="Calibri"/>
           <w:b w:val="0"/>
+          <w:i w:val="0"/>
+          <w:sz w:val="22"/>
+        </w:rPr>
+        <w:t xml:space="preserve">Краткая карточка rewis.io: </w:t>
+      </w:r>
+      <w:hyperlink r:id="rId30">
+        <w:r>
+          <w:rPr>
+            <w:color w:val="0563C1"/>
+            <w:u w:val="single"/>
+            <w:sz w:val="22"/>
+            <w:rFonts w:ascii="Calibri" w:hAnsi="Calibri"/>
+          </w:rPr>
+          <w:t xml:space="preserve">https://rewis.io/urteile/urteil/wfg-27-11-2024-viii-zr-15523/</w:t>
+        </w:r>
+      </w:hyperlink>
+    </w:p>
+    <w:p>
+      <w:pPr>
+        <w:pStyle w:val="ListBullet"/>
+      </w:pPr>
+      <w:r>
+        <w:rPr>
+          <w:rFonts w:ascii="Calibri" w:hAnsi="Calibri" w:eastAsia="Calibri"/>
+          <w:b w:val="0"/>
+          <w:i w:val="0"/>
           <w:sz w:val="22"/>
         </w:rPr>
         <w:t xml:space="preserve">BAG 1 ABR 104/09, официальная страница: </w:t>
       </w:r>
-      <w:hyperlink r:id="rId10">
+      <w:hyperlink r:id="rId13">
         <w:r>
           <w:rPr>
             <w:color w:val="0563C1"/>
@@ -1592,11 +2803,12 @@
         <w:rPr>
           <w:rFonts w:ascii="Calibri" w:hAnsi="Calibri" w:eastAsia="Calibri"/>
           <w:b w:val="0"/>
+          <w:i w:val="0"/>
           <w:sz w:val="22"/>
         </w:rPr>
         <w:t xml:space="preserve">Ст. 84 ХПК: </w:t>
       </w:r>
-      <w:hyperlink r:id="rId11">
+      <w:hyperlink r:id="rId14">
         <w:r>
           <w:rPr>
             <w:color w:val="0563C1"/>
@@ -1616,11 +2828,62 @@
         <w:rPr>
           <w:rFonts w:ascii="Calibri" w:hAnsi="Calibri" w:eastAsia="Calibri"/>
           <w:b w:val="0"/>
+          <w:i w:val="0"/>
+          <w:sz w:val="22"/>
+        </w:rPr>
+        <w:t xml:space="preserve">Практика: электронные документы в договорах: </w:t>
+      </w:r>
+      <w:hyperlink r:id="rId31">
+        <w:r>
+          <w:rPr>
+            <w:color w:val="0563C1"/>
+            <w:u w:val="single"/>
+            <w:sz w:val="22"/>
+            <w:rFonts w:ascii="Calibri" w:hAnsi="Calibri"/>
+          </w:rPr>
+          <w:t xml:space="preserve">https://bii.by/docs/ispolzovanie-dokumentov-v-elektronnom-vide-v-dogovornykh-otnosheniyakh-sudebnaya-praktika-358365</w:t>
+        </w:r>
+      </w:hyperlink>
+    </w:p>
+    <w:p>
+      <w:pPr>
+        <w:pStyle w:val="ListBullet"/>
+      </w:pPr>
+      <w:r>
+        <w:rPr>
+          <w:rFonts w:ascii="Calibri" w:hAnsi="Calibri" w:eastAsia="Calibri"/>
+          <w:b w:val="0"/>
+          <w:i w:val="0"/>
+          <w:sz w:val="22"/>
+        </w:rPr>
+        <w:t xml:space="preserve">Акт сверки в электронном виде (ilex): </w:t>
+      </w:r>
+      <w:hyperlink r:id="rId32">
+        <w:r>
+          <w:rPr>
+            <w:color w:val="0563C1"/>
+            <w:u w:val="single"/>
+            <w:sz w:val="22"/>
+            <w:rFonts w:ascii="Calibri" w:hAnsi="Calibri"/>
+          </w:rPr>
+          <w:t xml:space="preserve">https://ilex.by/akt-sverki-v-elektronnom-vide-kak-dokazatelstvo-v-sude/</w:t>
+        </w:r>
+      </w:hyperlink>
+    </w:p>
+    <w:p>
+      <w:pPr>
+        <w:pStyle w:val="ListBullet"/>
+      </w:pPr>
+      <w:r>
+        <w:rPr>
+          <w:rFonts w:ascii="Calibri" w:hAnsi="Calibri" w:eastAsia="Calibri"/>
+          <w:b w:val="0"/>
+          <w:i w:val="0"/>
           <w:sz w:val="22"/>
         </w:rPr>
         <w:t xml:space="preserve">Инструкция № 175, п. 35: </w:t>
       </w:r>
-      <w:hyperlink r:id="rId12">
+      <w:hyperlink r:id="rId9">
         <w:r>
           <w:rPr>
             <w:color w:val="0563C1"/>
@@ -1640,11 +2903,37 @@
         <w:rPr>
           <w:rFonts w:ascii="Calibri" w:hAnsi="Calibri" w:eastAsia="Calibri"/>
           <w:b w:val="0"/>
+          <w:i w:val="0"/>
+          <w:sz w:val="22"/>
+        </w:rPr>
+        <w:t xml:space="preserve">Ст. 84 ХПК: </w:t>
+      </w:r>
+      <w:hyperlink r:id="rId14">
+        <w:r>
+          <w:rPr>
+            <w:color w:val="0563C1"/>
+            <w:u w:val="single"/>
+            <w:sz w:val="22"/>
+            <w:rFonts w:ascii="Calibri" w:hAnsi="Calibri"/>
+          </w:rPr>
+          <w:t xml:space="preserve">https://zakony-by.com/hozyajstvennyj_protsessualnyj_kodeks_rb/84.htm</w:t>
+        </w:r>
+      </w:hyperlink>
+    </w:p>
+    <w:p>
+      <w:pPr>
+        <w:pStyle w:val="ListBullet"/>
+      </w:pPr>
+      <w:r>
+        <w:rPr>
+          <w:rFonts w:ascii="Calibri" w:hAnsi="Calibri" w:eastAsia="Calibri"/>
+          <w:b w:val="0"/>
+          <w:i w:val="0"/>
           <w:sz w:val="22"/>
         </w:rPr>
         <w:t xml:space="preserve">PR Legal: Constitutional Court, XI.2023: </w:t>
       </w:r>
-      <w:hyperlink r:id="rId13">
+      <w:hyperlink r:id="rId15">
         <w:r>
           <w:rPr>
             <w:color w:val="0563C1"/>
@@ -1664,11 +2953,37 @@
         <w:rPr>
           <w:rFonts w:ascii="Calibri" w:hAnsi="Calibri" w:eastAsia="Calibri"/>
           <w:b w:val="0"/>
+          <w:i w:val="0"/>
+          <w:sz w:val="22"/>
+        </w:rPr>
+        <w:t xml:space="preserve">PR Legal: Gž 1664/20, Ниш, 16.09.2020: </w:t>
+      </w:r>
+      <w:hyperlink r:id="rId33">
+        <w:r>
+          <w:rPr>
+            <w:color w:val="0563C1"/>
+            <w:u w:val="single"/>
+            <w:sz w:val="22"/>
+            <w:rFonts w:ascii="Calibri" w:hAnsi="Calibri"/>
+          </w:rPr>
+          <w:t xml:space="preserve">https://www.prlegal.rs/electronic-signing-of-documents-in-serbia-novelties-in-signing-of-financial-statements-for-business-registers-agency/</w:t>
+        </w:r>
+      </w:hyperlink>
+    </w:p>
+    <w:p>
+      <w:pPr>
+        <w:pStyle w:val="ListBullet"/>
+      </w:pPr>
+      <w:r>
+        <w:rPr>
+          <w:rFonts w:ascii="Calibri" w:hAnsi="Calibri" w:eastAsia="Calibri"/>
+          <w:b w:val="0"/>
+          <w:i w:val="0"/>
           <w:sz w:val="22"/>
         </w:rPr>
         <w:t xml:space="preserve">Lexology: Form 6 exception: </w:t>
       </w:r>
-      <w:hyperlink r:id="rId14">
+      <w:hyperlink r:id="rId16">
         <w:r>
           <w:rPr>
             <w:color w:val="0563C1"/>
@@ -1688,11 +3003,37 @@
         <w:rPr>
           <w:rFonts w:ascii="Calibri" w:hAnsi="Calibri" w:eastAsia="Calibri"/>
           <w:b w:val="0"/>
+          <w:i w:val="0"/>
+          <w:sz w:val="22"/>
+        </w:rPr>
+        <w:t xml:space="preserve">Gž 1664/20 (обзор): </w:t>
+      </w:r>
+      <w:hyperlink r:id="rId33">
+        <w:r>
+          <w:rPr>
+            <w:color w:val="0563C1"/>
+            <w:u w:val="single"/>
+            <w:sz w:val="22"/>
+            <w:rFonts w:ascii="Calibri" w:hAnsi="Calibri"/>
+          </w:rPr>
+          <w:t xml:space="preserve">https://www.prlegal.rs/electronic-signing-of-documents-in-serbia-novelties-in-signing-of-financial-statements-for-business-registers-agency/</w:t>
+        </w:r>
+      </w:hyperlink>
+    </w:p>
+    <w:p>
+      <w:pPr>
+        <w:pStyle w:val="ListBullet"/>
+      </w:pPr>
+      <w:r>
+        <w:rPr>
+          <w:rFonts w:ascii="Calibri" w:hAnsi="Calibri" w:eastAsia="Calibri"/>
+          <w:b w:val="0"/>
+          <w:i w:val="0"/>
           <w:sz w:val="22"/>
         </w:rPr>
         <w:t xml:space="preserve">Ley 6/2020 / LEC 326.4: </w:t>
       </w:r>
-      <w:hyperlink r:id="rId15">
+      <w:hyperlink r:id="rId17">
         <w:r>
           <w:rPr>
             <w:color w:val="0563C1"/>
@@ -1712,11 +3053,37 @@
         <w:rPr>
           <w:rFonts w:ascii="Calibri" w:hAnsi="Calibri" w:eastAsia="Calibri"/>
           <w:b w:val="0"/>
+          <w:i w:val="0"/>
+          <w:sz w:val="22"/>
+        </w:rPr>
+        <w:t xml:space="preserve">Обзор STS 116/2025 (LegalToday): </w:t>
+      </w:r>
+      <w:hyperlink r:id="rId34">
+        <w:r>
+          <w:rPr>
+            <w:color w:val="0563C1"/>
+            <w:u w:val="single"/>
+            <w:sz w:val="22"/>
+            <w:rFonts w:ascii="Calibri" w:hAnsi="Calibri"/>
+          </w:rPr>
+          <w:t xml:space="preserve">https://www.legaltoday.com/practica-juridica/derecho-penal/valor-probatorio-de-los-pantallazos-de-conversaciones-de-whatsapp-o-sus-transcripciones-sts-116-2025-de-13-de-febrero-2025-09-29/</w:t>
+        </w:r>
+      </w:hyperlink>
+    </w:p>
+    <w:p>
+      <w:pPr>
+        <w:pStyle w:val="ListBullet"/>
+      </w:pPr>
+      <w:r>
+        <w:rPr>
+          <w:rFonts w:ascii="Calibri" w:hAnsi="Calibri" w:eastAsia="Calibri"/>
+          <w:b w:val="0"/>
+          <w:i w:val="0"/>
           <w:sz w:val="22"/>
         </w:rPr>
         <w:t xml:space="preserve">LPRL 31/1995: </w:t>
       </w:r>
-      <w:hyperlink r:id="rId16">
+      <w:hyperlink r:id="rId18">
         <w:r>
           <w:rPr>
             <w:color w:val="0563C1"/>
@@ -1736,11 +3103,37 @@
         <w:rPr>
           <w:rFonts w:ascii="Calibri" w:hAnsi="Calibri" w:eastAsia="Calibri"/>
           <w:b w:val="0"/>
+          <w:i w:val="0"/>
+          <w:sz w:val="22"/>
+        </w:rPr>
+        <w:t xml:space="preserve">LEX/AHK: ЭП в трудовых отношениях: </w:t>
+      </w:r>
+      <w:hyperlink r:id="rId35">
+        <w:r>
+          <w:rPr>
+            <w:color w:val="0563C1"/>
+            <w:u w:val="single"/>
+            <w:sz w:val="22"/>
+            <w:rFonts w:ascii="Calibri" w:hAnsi="Calibri"/>
+          </w:rPr>
+          <w:t xml:space="preserve">https://lex.ahk.es/actualidad-juridica/puede-la-empresa-emplear-la-firma-electronica-en-el-ambito-laboral</w:t>
+        </w:r>
+      </w:hyperlink>
+    </w:p>
+    <w:p>
+      <w:pPr>
+        <w:pStyle w:val="ListBullet"/>
+      </w:pPr>
+      <w:r>
+        <w:rPr>
+          <w:rFonts w:ascii="Calibri" w:hAnsi="Calibri" w:eastAsia="Calibri"/>
+          <w:b w:val="0"/>
+          <w:i w:val="0"/>
           <w:sz w:val="22"/>
         </w:rPr>
         <w:t xml:space="preserve">BAILII: [2010] IEHC 47: </w:t>
       </w:r>
-      <w:hyperlink r:id="rId17">
+      <w:hyperlink r:id="rId19">
         <w:r>
           <w:rPr>
             <w:color w:val="0563C1"/>
@@ -1760,11 +3153,37 @@
         <w:rPr>
           <w:rFonts w:ascii="Calibri" w:hAnsi="Calibri" w:eastAsia="Calibri"/>
           <w:b w:val="0"/>
+          <w:i w:val="0"/>
+          <w:sz w:val="22"/>
+        </w:rPr>
+        <w:t xml:space="preserve">ECA 2000 s. 9: </w:t>
+      </w:r>
+      <w:hyperlink r:id="rId36">
+        <w:r>
+          <w:rPr>
+            <w:color w:val="0563C1"/>
+            <w:u w:val="single"/>
+            <w:sz w:val="22"/>
+            <w:rFonts w:ascii="Calibri" w:hAnsi="Calibri"/>
+          </w:rPr>
+          <w:t xml:space="preserve">https://www.irishstatutebook.ie/eli/2000/act/27/section/9/enacted/en/html</w:t>
+        </w:r>
+      </w:hyperlink>
+    </w:p>
+    <w:p>
+      <w:pPr>
+        <w:pStyle w:val="ListBullet"/>
+      </w:pPr>
+      <w:r>
+        <w:rPr>
+          <w:rFonts w:ascii="Calibri" w:hAnsi="Calibri" w:eastAsia="Calibri"/>
+          <w:b w:val="0"/>
+          <w:i w:val="0"/>
           <w:sz w:val="22"/>
         </w:rPr>
         <w:t xml:space="preserve">[2024] IEHC 167 (BAILII): </w:t>
       </w:r>
-      <w:hyperlink r:id="rId18">
+      <w:hyperlink r:id="rId20">
         <w:r>
           <w:rPr>
             <w:color w:val="0563C1"/>
@@ -1784,11 +3203,12 @@
         <w:rPr>
           <w:rFonts w:ascii="Calibri" w:hAnsi="Calibri" w:eastAsia="Calibri"/>
           <w:b w:val="0"/>
+          <w:i w:val="0"/>
           <w:sz w:val="22"/>
         </w:rPr>
         <w:t xml:space="preserve">Legalis: arrêt 5 mars 2026: </w:t>
       </w:r>
-      <w:hyperlink r:id="rId19">
+      <w:hyperlink r:id="rId21">
         <w:r>
           <w:rPr>
             <w:color w:val="0563C1"/>
@@ -1808,11 +3228,37 @@
         <w:rPr>
           <w:rFonts w:ascii="Calibri" w:hAnsi="Calibri" w:eastAsia="Calibri"/>
           <w:b w:val="0"/>
+          <w:i w:val="0"/>
+          <w:sz w:val="22"/>
+        </w:rPr>
+        <w:t xml:space="preserve">Doctrine: n° 24‑21.034: </w:t>
+      </w:r>
+      <w:hyperlink r:id="rId37">
+        <w:r>
+          <w:rPr>
+            <w:color w:val="0563C1"/>
+            <w:u w:val="single"/>
+            <w:sz w:val="22"/>
+            <w:rFonts w:ascii="Calibri" w:hAnsi="Calibri"/>
+          </w:rPr>
+          <w:t xml:space="preserve">https://www.doctrine.fr/d/CASS/2026/CASSP5F27671B4851EF0B45AF</w:t>
+        </w:r>
+      </w:hyperlink>
+    </w:p>
+    <w:p>
+      <w:pPr>
+        <w:pStyle w:val="ListBullet"/>
+      </w:pPr>
+      <w:r>
+        <w:rPr>
+          <w:rFonts w:ascii="Calibri" w:hAnsi="Calibri" w:eastAsia="Calibri"/>
+          <w:b w:val="0"/>
+          <w:i w:val="0"/>
           <w:sz w:val="22"/>
         </w:rPr>
         <w:t xml:space="preserve">22‑15.624, обзор: </w:t>
       </w:r>
-      <w:hyperlink r:id="rId20">
+      <w:hyperlink r:id="rId22">
         <w:r>
           <w:rPr>
             <w:color w:val="0563C1"/>
@@ -1832,11 +3278,37 @@
         <w:rPr>
           <w:rFonts w:ascii="Calibri" w:hAnsi="Calibri" w:eastAsia="Calibri"/>
           <w:b w:val="0"/>
+          <w:i w:val="0"/>
+          <w:sz w:val="22"/>
+        </w:rPr>
+        <w:t xml:space="preserve">21‑19.841, KPMG: </w:t>
+      </w:r>
+      <w:hyperlink r:id="rId28">
+        <w:r>
+          <w:rPr>
+            <w:color w:val="0563C1"/>
+            <w:u w:val="single"/>
+            <w:sz w:val="22"/>
+            <w:rFonts w:ascii="Calibri" w:hAnsi="Calibri"/>
+          </w:rPr>
+          <w:t xml:space="preserve">https://kpmg.com/av/fr/avocats/eclairages/2023/01/valeur-juridique-de-la-signature-numerisee.html</w:t>
+        </w:r>
+      </w:hyperlink>
+    </w:p>
+    <w:p>
+      <w:pPr>
+        <w:pStyle w:val="ListBullet"/>
+      </w:pPr>
+      <w:r>
+        <w:rPr>
+          <w:rFonts w:ascii="Calibri" w:hAnsi="Calibri" w:eastAsia="Calibri"/>
+          <w:b w:val="0"/>
+          <w:i w:val="0"/>
           <w:sz w:val="22"/>
         </w:rPr>
         <w:t xml:space="preserve">Kenya Law: [2025] KEELC 392: </w:t>
       </w:r>
-      <w:hyperlink r:id="rId21">
+      <w:hyperlink r:id="rId23">
         <w:r>
           <w:rPr>
             <w:color w:val="0563C1"/>
@@ -1856,11 +3328,37 @@
         <w:rPr>
           <w:rFonts w:ascii="Calibri" w:hAnsi="Calibri" w:eastAsia="Calibri"/>
           <w:b w:val="0"/>
+          <w:i w:val="0"/>
+          <w:sz w:val="22"/>
+        </w:rPr>
+        <w:t xml:space="preserve">Kenya Law Weekly 042/24‑25 (headnote): </w:t>
+      </w:r>
+      <w:hyperlink r:id="rId38">
+        <w:r>
+          <w:rPr>
+            <w:color w:val="0563C1"/>
+            <w:u w:val="single"/>
+            <w:sz w:val="22"/>
+            <w:rFonts w:ascii="Calibri" w:hAnsi="Calibri"/>
+          </w:rPr>
+          <w:t xml:space="preserve">https://new.kenyalaw.org/akn/ke/doc/newsletter/2025-05-12/kenya-law-weekly-issue-04224-25/eng@2025-05-12</w:t>
+        </w:r>
+      </w:hyperlink>
+    </w:p>
+    <w:p>
+      <w:pPr>
+        <w:pStyle w:val="ListBullet"/>
+      </w:pPr>
+      <w:r>
+        <w:rPr>
+          <w:rFonts w:ascii="Calibri" w:hAnsi="Calibri" w:eastAsia="Calibri"/>
+          <w:b w:val="0"/>
+          <w:i w:val="0"/>
           <w:sz w:val="22"/>
         </w:rPr>
         <w:t xml:space="preserve">[2022] KEELRC 3772 (PDF): </w:t>
       </w:r>
-      <w:hyperlink r:id="rId22">
+      <w:hyperlink r:id="rId24">
         <w:r>
           <w:rPr>
             <w:color w:val="0563C1"/>
@@ -1869,6 +3367,31 @@
             <w:rFonts w:ascii="Calibri" w:hAnsi="Calibri"/>
           </w:rPr>
           <w:t xml:space="preserve">https://sheriahub.com/cases/ke/caselaw/bigot-flowers-kenya-ltd-v-cheboswony-employment-and-labour-relations-appeal-10of-2018-2022-keelrc-3772-klr-10may-2022-judgment.pdf</w:t>
+        </w:r>
+      </w:hyperlink>
+    </w:p>
+    <w:p>
+      <w:pPr>
+        <w:pStyle w:val="ListBullet"/>
+      </w:pPr>
+      <w:r>
+        <w:rPr>
+          <w:rFonts w:ascii="Calibri" w:hAnsi="Calibri" w:eastAsia="Calibri"/>
+          <w:b w:val="0"/>
+          <w:i w:val="0"/>
+          <w:sz w:val="22"/>
+        </w:rPr>
+        <w:t xml:space="preserve">OSHA 2007: </w:t>
+      </w:r>
+      <w:hyperlink r:id="rId39">
+        <w:r>
+          <w:rPr>
+            <w:color w:val="0563C1"/>
+            <w:u w:val="single"/>
+            <w:sz w:val="22"/>
+            <w:rFonts w:ascii="Calibri" w:hAnsi="Calibri"/>
+          </w:rPr>
+          <w:t xml:space="preserve">https://new.kenyalaw.org/akn/ke/act/2007/15</w:t>
         </w:r>
       </w:hyperlink>
     </w:p>
